--- a/docs/qms/evidence-2026/QMS_Word/procedures__SOP-10_Nonconforming_Output_and_Incident_Management.docx
+++ b/docs/qms/evidence-2026/QMS_Word/procedures__SOP-10_Nonconforming_Output_and_Incident_Management.docx
@@ -17,20 +17,20 @@
     </w:p>
     <w:tbl>
       <w:tblPr>
-        <w:tblW w:w="4637" w:type="dxa"/>
+        <w:tblW w:w="5000" w:type="pct"/>
         <w:jc w:val="left"/>
-        <w:tblInd w:w="0" w:type="dxa"/>
+        <w:tblInd w:w="-7" w:type="dxa"/>
         <w:tblLayout w:type="fixed"/>
         <w:tblCellMar>
-          <w:top w:w="28" w:type="dxa"/>
-          <w:left w:w="28" w:type="dxa"/>
-          <w:bottom w:w="28" w:type="dxa"/>
-          <w:right w:w="28" w:type="dxa"/>
+          <w:top w:w="60" w:type="dxa"/>
+          <w:left w:w="60" w:type="dxa"/>
+          <w:bottom w:w="60" w:type="dxa"/>
+          <w:right w:w="60" w:type="dxa"/>
         </w:tblCellMar>
       </w:tblPr>
       <w:tblGrid>
-        <w:gridCol w:w="1951"/>
-        <w:gridCol w:w="2686"/>
+        <w:gridCol w:w="1478"/>
+        <w:gridCol w:w="3939"/>
       </w:tblGrid>
       <w:tr>
         <w:trPr>
@@ -38,44 +38,60 @@
         </w:trPr>
         <w:tc>
           <w:tcPr>
-            <w:tcW w:w="1951" w:type="dxa"/>
-            <w:tcBorders/>
+            <w:tcW w:w="1478" w:type="dxa"/>
+            <w:tcBorders>
+              <w:top w:val="single" w:sz="6" w:space="0" w:color="BFC7D5"/>
+              <w:left w:val="single" w:sz="6" w:space="0" w:color="BFC7D5"/>
+              <w:bottom w:val="single" w:sz="2" w:space="0" w:color="BFC7D5"/>
+              <w:right w:val="single" w:sz="6" w:space="0" w:color="BFC7D5"/>
+            </w:tcBorders>
+            <w:shd w:fill="1F3A5F" w:val="clear"/>
             <w:vAlign w:val="center"/>
           </w:tcPr>
           <w:p>
             <w:pPr>
               <w:pStyle w:val="TableHeading"/>
-              <w:suppressLineNumbers/>
-              <w:shd w:fill="1F3A5F" w:val="clear"/>
-              <w:bidi w:val="0"/>
-              <w:spacing w:before="0" w:after="283"/>
-              <w:jc w:val="center"/>
-              <w:rPr/>
-            </w:pPr>
-            <w:r>
-              <w:rPr/>
+              <w:bidi w:val="0"/>
+              <w:spacing w:before="0" w:after="283"/>
+              <w:jc w:val="left"/>
+              <w:rPr>
+                <w:color w:val="FFFFFF"/>
+              </w:rPr>
+            </w:pPr>
+            <w:r>
+              <w:rPr>
+                <w:color w:val="FFFFFF"/>
+              </w:rPr>
               <w:t>Field</w:t>
             </w:r>
           </w:p>
         </w:tc>
         <w:tc>
           <w:tcPr>
-            <w:tcW w:w="2686" w:type="dxa"/>
-            <w:tcBorders/>
+            <w:tcW w:w="3939" w:type="dxa"/>
+            <w:tcBorders>
+              <w:top w:val="single" w:sz="6" w:space="0" w:color="BFC7D5"/>
+              <w:left w:val="single" w:sz="2" w:space="0" w:color="BFC7D5"/>
+              <w:bottom w:val="single" w:sz="2" w:space="0" w:color="BFC7D5"/>
+              <w:right w:val="single" w:sz="6" w:space="0" w:color="BFC7D5"/>
+            </w:tcBorders>
+            <w:shd w:fill="1F3A5F" w:val="clear"/>
             <w:vAlign w:val="center"/>
           </w:tcPr>
           <w:p>
             <w:pPr>
               <w:pStyle w:val="TableHeading"/>
-              <w:suppressLineNumbers/>
-              <w:shd w:fill="1F3A5F" w:val="clear"/>
-              <w:bidi w:val="0"/>
-              <w:spacing w:before="0" w:after="283"/>
-              <w:jc w:val="center"/>
-              <w:rPr/>
-            </w:pPr>
-            <w:r>
-              <w:rPr/>
+              <w:bidi w:val="0"/>
+              <w:spacing w:before="0" w:after="283"/>
+              <w:jc w:val="left"/>
+              <w:rPr>
+                <w:color w:val="FFFFFF"/>
+              </w:rPr>
+            </w:pPr>
+            <w:r>
+              <w:rPr>
+                <w:color w:val="FFFFFF"/>
+              </w:rPr>
               <w:t>Value</w:t>
             </w:r>
           </w:p>
@@ -85,8 +101,12 @@
         <w:trPr/>
         <w:tc>
           <w:tcPr>
-            <w:tcW w:w="1951" w:type="dxa"/>
-            <w:tcBorders/>
+            <w:tcW w:w="1478" w:type="dxa"/>
+            <w:tcBorders>
+              <w:left w:val="single" w:sz="6" w:space="0" w:color="BFC7D5"/>
+              <w:bottom w:val="single" w:sz="2" w:space="0" w:color="BFC7D5"/>
+              <w:right w:val="single" w:sz="6" w:space="0" w:color="BFC7D5"/>
+            </w:tcBorders>
             <w:vAlign w:val="center"/>
           </w:tcPr>
           <w:p>
@@ -105,8 +125,12 @@
         </w:tc>
         <w:tc>
           <w:tcPr>
-            <w:tcW w:w="2686" w:type="dxa"/>
-            <w:tcBorders/>
+            <w:tcW w:w="3939" w:type="dxa"/>
+            <w:tcBorders>
+              <w:left w:val="single" w:sz="2" w:space="0" w:color="BFC7D5"/>
+              <w:bottom w:val="single" w:sz="2" w:space="0" w:color="BFC7D5"/>
+              <w:right w:val="single" w:sz="6" w:space="0" w:color="BFC7D5"/>
+            </w:tcBorders>
             <w:vAlign w:val="center"/>
           </w:tcPr>
           <w:p>
@@ -128,8 +152,12 @@
         <w:trPr/>
         <w:tc>
           <w:tcPr>
-            <w:tcW w:w="1951" w:type="dxa"/>
-            <w:tcBorders/>
+            <w:tcW w:w="1478" w:type="dxa"/>
+            <w:tcBorders>
+              <w:left w:val="single" w:sz="6" w:space="0" w:color="BFC7D5"/>
+              <w:bottom w:val="single" w:sz="2" w:space="0" w:color="BFC7D5"/>
+              <w:right w:val="single" w:sz="6" w:space="0" w:color="BFC7D5"/>
+            </w:tcBorders>
             <w:vAlign w:val="center"/>
           </w:tcPr>
           <w:p>
@@ -148,21 +176,25 @@
         </w:tc>
         <w:tc>
           <w:tcPr>
-            <w:tcW w:w="2686" w:type="dxa"/>
-            <w:tcBorders/>
-            <w:vAlign w:val="center"/>
-          </w:tcPr>
-          <w:p>
-            <w:pPr>
-              <w:pStyle w:val="TableContents"/>
-              <w:bidi w:val="0"/>
-              <w:spacing w:before="0" w:after="283"/>
-              <w:jc w:val="left"/>
-              <w:rPr/>
-            </w:pPr>
-            <w:r>
-              <w:rPr/>
-              <w:t>1.0</w:t>
+            <w:tcW w:w="3939" w:type="dxa"/>
+            <w:tcBorders>
+              <w:left w:val="single" w:sz="2" w:space="0" w:color="BFC7D5"/>
+              <w:bottom w:val="single" w:sz="2" w:space="0" w:color="BFC7D5"/>
+              <w:right w:val="single" w:sz="6" w:space="0" w:color="BFC7D5"/>
+            </w:tcBorders>
+            <w:vAlign w:val="center"/>
+          </w:tcPr>
+          <w:p>
+            <w:pPr>
+              <w:pStyle w:val="TableContents"/>
+              <w:bidi w:val="0"/>
+              <w:spacing w:before="0" w:after="283"/>
+              <w:jc w:val="left"/>
+              <w:rPr/>
+            </w:pPr>
+            <w:r>
+              <w:rPr/>
+              <w:t>1.1</w:t>
             </w:r>
           </w:p>
         </w:tc>
@@ -171,8 +203,12 @@
         <w:trPr/>
         <w:tc>
           <w:tcPr>
-            <w:tcW w:w="1951" w:type="dxa"/>
-            <w:tcBorders/>
+            <w:tcW w:w="1478" w:type="dxa"/>
+            <w:tcBorders>
+              <w:left w:val="single" w:sz="6" w:space="0" w:color="BFC7D5"/>
+              <w:bottom w:val="single" w:sz="2" w:space="0" w:color="BFC7D5"/>
+              <w:right w:val="single" w:sz="6" w:space="0" w:color="BFC7D5"/>
+            </w:tcBorders>
             <w:vAlign w:val="center"/>
           </w:tcPr>
           <w:p>
@@ -191,8 +227,12 @@
         </w:tc>
         <w:tc>
           <w:tcPr>
-            <w:tcW w:w="2686" w:type="dxa"/>
-            <w:tcBorders/>
+            <w:tcW w:w="3939" w:type="dxa"/>
+            <w:tcBorders>
+              <w:left w:val="single" w:sz="2" w:space="0" w:color="BFC7D5"/>
+              <w:bottom w:val="single" w:sz="2" w:space="0" w:color="BFC7D5"/>
+              <w:right w:val="single" w:sz="6" w:space="0" w:color="BFC7D5"/>
+            </w:tcBorders>
             <w:vAlign w:val="center"/>
           </w:tcPr>
           <w:p>
@@ -207,7 +247,7 @@
               <w:rPr>
                 <w:rStyle w:val="Strong"/>
               </w:rPr>
-              <w:t>DRAFT — not yet approved</w:t>
+              <w:t>APPROVED</w:t>
             </w:r>
           </w:p>
         </w:tc>
@@ -216,8 +256,12 @@
         <w:trPr/>
         <w:tc>
           <w:tcPr>
-            <w:tcW w:w="1951" w:type="dxa"/>
-            <w:tcBorders/>
+            <w:tcW w:w="1478" w:type="dxa"/>
+            <w:tcBorders>
+              <w:left w:val="single" w:sz="6" w:space="0" w:color="BFC7D5"/>
+              <w:bottom w:val="single" w:sz="2" w:space="0" w:color="BFC7D5"/>
+              <w:right w:val="single" w:sz="6" w:space="0" w:color="BFC7D5"/>
+            </w:tcBorders>
             <w:vAlign w:val="center"/>
           </w:tcPr>
           <w:p>
@@ -236,21 +280,25 @@
         </w:tc>
         <w:tc>
           <w:tcPr>
-            <w:tcW w:w="2686" w:type="dxa"/>
-            <w:tcBorders/>
-            <w:vAlign w:val="center"/>
-          </w:tcPr>
-          <w:p>
-            <w:pPr>
-              <w:pStyle w:val="TableContents"/>
-              <w:bidi w:val="0"/>
-              <w:spacing w:before="0" w:after="283"/>
-              <w:jc w:val="left"/>
-              <w:rPr/>
-            </w:pPr>
-            <w:r>
-              <w:rPr/>
-              <w:t>Lead Engineer</w:t>
+            <w:tcW w:w="3939" w:type="dxa"/>
+            <w:tcBorders>
+              <w:left w:val="single" w:sz="2" w:space="0" w:color="BFC7D5"/>
+              <w:bottom w:val="single" w:sz="2" w:space="0" w:color="BFC7D5"/>
+              <w:right w:val="single" w:sz="6" w:space="0" w:color="BFC7D5"/>
+            </w:tcBorders>
+            <w:vAlign w:val="center"/>
+          </w:tcPr>
+          <w:p>
+            <w:pPr>
+              <w:pStyle w:val="TableContents"/>
+              <w:bidi w:val="0"/>
+              <w:spacing w:before="0" w:after="283"/>
+              <w:jc w:val="left"/>
+              <w:rPr/>
+            </w:pPr>
+            <w:r>
+              <w:rPr/>
+              <w:t>Lead Engineer (Richard Watson Stephen Amudha)</w:t>
             </w:r>
           </w:p>
         </w:tc>
@@ -259,8 +307,12 @@
         <w:trPr/>
         <w:tc>
           <w:tcPr>
-            <w:tcW w:w="1951" w:type="dxa"/>
-            <w:tcBorders/>
+            <w:tcW w:w="1478" w:type="dxa"/>
+            <w:tcBorders>
+              <w:left w:val="single" w:sz="6" w:space="0" w:color="BFC7D5"/>
+              <w:bottom w:val="single" w:sz="2" w:space="0" w:color="BFC7D5"/>
+              <w:right w:val="single" w:sz="6" w:space="0" w:color="BFC7D5"/>
+            </w:tcBorders>
             <w:vAlign w:val="center"/>
           </w:tcPr>
           <w:p>
@@ -279,23 +331,25 @@
         </w:tc>
         <w:tc>
           <w:tcPr>
-            <w:tcW w:w="2686" w:type="dxa"/>
-            <w:tcBorders/>
-            <w:vAlign w:val="center"/>
-          </w:tcPr>
-          <w:p>
-            <w:pPr>
-              <w:pStyle w:val="TableContents"/>
-              <w:bidi w:val="0"/>
-              <w:spacing w:before="0" w:after="283"/>
-              <w:jc w:val="left"/>
-              <w:rPr/>
-            </w:pPr>
-            <w:r>
-              <w:rPr>
-                <w:rStyle w:val="SourceText"/>
-              </w:rPr>
-              <w:t>________________________</w:t>
+            <w:tcW w:w="3939" w:type="dxa"/>
+            <w:tcBorders>
+              <w:left w:val="single" w:sz="2" w:space="0" w:color="BFC7D5"/>
+              <w:bottom w:val="single" w:sz="2" w:space="0" w:color="BFC7D5"/>
+              <w:right w:val="single" w:sz="6" w:space="0" w:color="BFC7D5"/>
+            </w:tcBorders>
+            <w:vAlign w:val="center"/>
+          </w:tcPr>
+          <w:p>
+            <w:pPr>
+              <w:pStyle w:val="TableContents"/>
+              <w:bidi w:val="0"/>
+              <w:spacing w:before="0" w:after="283"/>
+              <w:jc w:val="left"/>
+              <w:rPr/>
+            </w:pPr>
+            <w:r>
+              <w:rPr/>
+              <w:t>Anita Johan (Managing Director)</w:t>
             </w:r>
           </w:p>
         </w:tc>
@@ -304,8 +358,12 @@
         <w:trPr/>
         <w:tc>
           <w:tcPr>
-            <w:tcW w:w="1951" w:type="dxa"/>
-            <w:tcBorders/>
+            <w:tcW w:w="1478" w:type="dxa"/>
+            <w:tcBorders>
+              <w:left w:val="single" w:sz="6" w:space="0" w:color="BFC7D5"/>
+              <w:bottom w:val="single" w:sz="2" w:space="0" w:color="BFC7D5"/>
+              <w:right w:val="single" w:sz="6" w:space="0" w:color="BFC7D5"/>
+            </w:tcBorders>
             <w:vAlign w:val="center"/>
           </w:tcPr>
           <w:p>
@@ -324,23 +382,25 @@
         </w:tc>
         <w:tc>
           <w:tcPr>
-            <w:tcW w:w="2686" w:type="dxa"/>
-            <w:tcBorders/>
-            <w:vAlign w:val="center"/>
-          </w:tcPr>
-          <w:p>
-            <w:pPr>
-              <w:pStyle w:val="TableContents"/>
-              <w:bidi w:val="0"/>
-              <w:spacing w:before="0" w:after="283"/>
-              <w:jc w:val="left"/>
-              <w:rPr/>
-            </w:pPr>
-            <w:r>
-              <w:rPr>
-                <w:rStyle w:val="SourceText"/>
-              </w:rPr>
-              <w:t>____ / ____ / ________</w:t>
+            <w:tcW w:w="3939" w:type="dxa"/>
+            <w:tcBorders>
+              <w:left w:val="single" w:sz="2" w:space="0" w:color="BFC7D5"/>
+              <w:bottom w:val="single" w:sz="2" w:space="0" w:color="BFC7D5"/>
+              <w:right w:val="single" w:sz="6" w:space="0" w:color="BFC7D5"/>
+            </w:tcBorders>
+            <w:vAlign w:val="center"/>
+          </w:tcPr>
+          <w:p>
+            <w:pPr>
+              <w:pStyle w:val="TableContents"/>
+              <w:bidi w:val="0"/>
+              <w:spacing w:before="0" w:after="283"/>
+              <w:jc w:val="left"/>
+              <w:rPr/>
+            </w:pPr>
+            <w:r>
+              <w:rPr/>
+              <w:t>2026-10-07</w:t>
             </w:r>
           </w:p>
         </w:tc>
@@ -349,8 +409,12 @@
         <w:trPr/>
         <w:tc>
           <w:tcPr>
-            <w:tcW w:w="1951" w:type="dxa"/>
-            <w:tcBorders/>
+            <w:tcW w:w="1478" w:type="dxa"/>
+            <w:tcBorders>
+              <w:left w:val="single" w:sz="6" w:space="0" w:color="BFC7D5"/>
+              <w:bottom w:val="single" w:sz="2" w:space="0" w:color="BFC7D5"/>
+              <w:right w:val="single" w:sz="6" w:space="0" w:color="BFC7D5"/>
+            </w:tcBorders>
             <w:vAlign w:val="center"/>
           </w:tcPr>
           <w:p>
@@ -369,8 +433,12 @@
         </w:tc>
         <w:tc>
           <w:tcPr>
-            <w:tcW w:w="2686" w:type="dxa"/>
-            <w:tcBorders/>
+            <w:tcW w:w="3939" w:type="dxa"/>
+            <w:tcBorders>
+              <w:left w:val="single" w:sz="2" w:space="0" w:color="BFC7D5"/>
+              <w:bottom w:val="single" w:sz="2" w:space="0" w:color="BFC7D5"/>
+              <w:right w:val="single" w:sz="6" w:space="0" w:color="BFC7D5"/>
+            </w:tcBorders>
             <w:vAlign w:val="center"/>
           </w:tcPr>
           <w:p>
@@ -384,11 +452,235 @@
             <w:r>
               <w:rPr/>
               <w:t>8.7.1, 8.7.2, 10.2 (interface only)</w:t>
+            </w:r>
+          </w:p>
+        </w:tc>
+      </w:tr>
+      <w:tr>
+        <w:trPr/>
+        <w:tc>
+          <w:tcPr>
+            <w:tcW w:w="1478" w:type="dxa"/>
+            <w:tcBorders>
+              <w:left w:val="single" w:sz="6" w:space="0" w:color="BFC7D5"/>
+              <w:bottom w:val="single" w:sz="2" w:space="0" w:color="BFC7D5"/>
+              <w:right w:val="single" w:sz="6" w:space="0" w:color="BFC7D5"/>
+            </w:tcBorders>
+            <w:vAlign w:val="center"/>
+          </w:tcPr>
+          <w:p>
+            <w:pPr>
+              <w:pStyle w:val="TableContents"/>
+              <w:bidi w:val="0"/>
+              <w:spacing w:before="0" w:after="283"/>
+              <w:jc w:val="left"/>
+              <w:rPr/>
+            </w:pPr>
+            <w:r>
+              <w:rPr/>
+              <w:t>Prepared by</w:t>
+            </w:r>
+          </w:p>
+        </w:tc>
+        <w:tc>
+          <w:tcPr>
+            <w:tcW w:w="3939" w:type="dxa"/>
+            <w:tcBorders>
+              <w:left w:val="single" w:sz="2" w:space="0" w:color="BFC7D5"/>
+              <w:bottom w:val="single" w:sz="2" w:space="0" w:color="BFC7D5"/>
+              <w:right w:val="single" w:sz="6" w:space="0" w:color="BFC7D5"/>
+            </w:tcBorders>
+            <w:vAlign w:val="center"/>
+          </w:tcPr>
+          <w:p>
+            <w:pPr>
+              <w:pStyle w:val="TableContents"/>
+              <w:bidi w:val="0"/>
+              <w:spacing w:before="0" w:after="283"/>
+              <w:jc w:val="left"/>
+              <w:rPr/>
+            </w:pPr>
+            <w:r>
+              <w:rPr/>
+              <w:t>Richard Watson Stephen Amudha (Lead Engineer) — 2026-10-07</w:t>
+            </w:r>
+          </w:p>
+        </w:tc>
+      </w:tr>
+      <w:tr>
+        <w:trPr/>
+        <w:tc>
+          <w:tcPr>
+            <w:tcW w:w="1478" w:type="dxa"/>
+            <w:tcBorders>
+              <w:left w:val="single" w:sz="6" w:space="0" w:color="BFC7D5"/>
+              <w:bottom w:val="single" w:sz="2" w:space="0" w:color="BFC7D5"/>
+              <w:right w:val="single" w:sz="6" w:space="0" w:color="BFC7D5"/>
+            </w:tcBorders>
+            <w:vAlign w:val="center"/>
+          </w:tcPr>
+          <w:p>
+            <w:pPr>
+              <w:pStyle w:val="TableContents"/>
+              <w:bidi w:val="0"/>
+              <w:spacing w:before="0" w:after="283"/>
+              <w:jc w:val="left"/>
+              <w:rPr/>
+            </w:pPr>
+            <w:r>
+              <w:rPr/>
+              <w:t>Reviewed by</w:t>
+            </w:r>
+          </w:p>
+        </w:tc>
+        <w:tc>
+          <w:tcPr>
+            <w:tcW w:w="3939" w:type="dxa"/>
+            <w:tcBorders>
+              <w:left w:val="single" w:sz="2" w:space="0" w:color="BFC7D5"/>
+              <w:bottom w:val="single" w:sz="2" w:space="0" w:color="BFC7D5"/>
+              <w:right w:val="single" w:sz="6" w:space="0" w:color="BFC7D5"/>
+            </w:tcBorders>
+            <w:vAlign w:val="center"/>
+          </w:tcPr>
+          <w:p>
+            <w:pPr>
+              <w:pStyle w:val="TableContents"/>
+              <w:bidi w:val="0"/>
+              <w:spacing w:before="0" w:after="283"/>
+              <w:jc w:val="left"/>
+              <w:rPr/>
+            </w:pPr>
+            <w:r>
+              <w:rPr/>
+              <w:t>Alexander Peter (EchoMind Project Lead) — 2026-10-07</w:t>
+            </w:r>
+          </w:p>
+        </w:tc>
+      </w:tr>
+      <w:tr>
+        <w:trPr/>
+        <w:tc>
+          <w:tcPr>
+            <w:tcW w:w="1478" w:type="dxa"/>
+            <w:tcBorders>
+              <w:left w:val="single" w:sz="6" w:space="0" w:color="BFC7D5"/>
+              <w:bottom w:val="single" w:sz="2" w:space="0" w:color="BFC7D5"/>
+              <w:right w:val="single" w:sz="6" w:space="0" w:color="BFC7D5"/>
+            </w:tcBorders>
+            <w:vAlign w:val="center"/>
+          </w:tcPr>
+          <w:p>
+            <w:pPr>
+              <w:pStyle w:val="TableContents"/>
+              <w:bidi w:val="0"/>
+              <w:spacing w:before="0" w:after="283"/>
+              <w:jc w:val="left"/>
+              <w:rPr/>
+            </w:pPr>
+            <w:r>
+              <w:rPr/>
+              <w:t>Quality assurance</w:t>
+            </w:r>
+          </w:p>
+        </w:tc>
+        <w:tc>
+          <w:tcPr>
+            <w:tcW w:w="3939" w:type="dxa"/>
+            <w:tcBorders>
+              <w:left w:val="single" w:sz="2" w:space="0" w:color="BFC7D5"/>
+              <w:bottom w:val="single" w:sz="2" w:space="0" w:color="BFC7D5"/>
+              <w:right w:val="single" w:sz="6" w:space="0" w:color="BFC7D5"/>
+            </w:tcBorders>
+            <w:vAlign w:val="center"/>
+          </w:tcPr>
+          <w:p>
+            <w:pPr>
+              <w:pStyle w:val="TableContents"/>
+              <w:bidi w:val="0"/>
+              <w:spacing w:before="0" w:after="283"/>
+              <w:jc w:val="left"/>
+              <w:rPr/>
+            </w:pPr>
+            <w:r>
+              <w:rPr/>
+              <w:t>Sheryl Nazareth (QA / MR) — 2026-10-07</w:t>
+            </w:r>
+          </w:p>
+        </w:tc>
+      </w:tr>
+      <w:tr>
+        <w:trPr/>
+        <w:tc>
+          <w:tcPr>
+            <w:tcW w:w="1478" w:type="dxa"/>
+            <w:tcBorders>
+              <w:left w:val="single" w:sz="6" w:space="0" w:color="BFC7D5"/>
+              <w:bottom w:val="single" w:sz="6" w:space="0" w:color="BFC7D5"/>
+              <w:right w:val="single" w:sz="6" w:space="0" w:color="BFC7D5"/>
+            </w:tcBorders>
+            <w:vAlign w:val="center"/>
+          </w:tcPr>
+          <w:p>
+            <w:pPr>
+              <w:pStyle w:val="TableContents"/>
+              <w:bidi w:val="0"/>
+              <w:spacing w:before="0" w:after="283"/>
+              <w:jc w:val="left"/>
+              <w:rPr/>
+            </w:pPr>
+            <w:r>
+              <w:rPr/>
+              <w:t>Approval record</w:t>
+            </w:r>
+          </w:p>
+        </w:tc>
+        <w:tc>
+          <w:tcPr>
+            <w:tcW w:w="3939" w:type="dxa"/>
+            <w:tcBorders>
+              <w:left w:val="single" w:sz="2" w:space="0" w:color="BFC7D5"/>
+              <w:bottom w:val="single" w:sz="6" w:space="0" w:color="BFC7D5"/>
+              <w:right w:val="single" w:sz="6" w:space="0" w:color="BFC7D5"/>
+            </w:tcBorders>
+            <w:vAlign w:val="center"/>
+          </w:tcPr>
+          <w:p>
+            <w:pPr>
+              <w:pStyle w:val="TableContents"/>
+              <w:bidi w:val="0"/>
+              <w:spacing w:before="0" w:after="283"/>
+              <w:jc w:val="left"/>
+              <w:rPr/>
+            </w:pPr>
+            <w:r>
+              <w:rPr>
+                <w:rStyle w:val="SourceText"/>
+              </w:rPr>
+              <w:t>records/approvals/2026-10-07_AR-2026-001_document_approval.md</w:t>
             </w:r>
           </w:p>
         </w:tc>
       </w:tr>
     </w:tbl>
+    <w:p>
+      <w:pPr>
+        <w:pStyle w:val="BlockQuotation"/>
+        <w:bidi w:val="0"/>
+        <w:jc w:val="left"/>
+        <w:rPr/>
+      </w:pPr>
+      <w:r>
+        <w:rPr>
+          <w:rStyle w:val="Strong"/>
+        </w:rPr>
+        <w:t>Revision note 2026-10-07.</w:t>
+      </w:r>
+      <w:r>
+        <w:rPr/>
+        <w:t xml:space="preserve"> Wording in this procedure about “one person” describes the engineering work, which is concentrated in the Lead Engineer. Within AJACE Inc. the roles are held by named people (QM-01 §7.1): independent review by the EchoMind Project Lead (Alexander Peter), verification and QMS maintenance by QA/MR (Sheryl Nazareth), approval and release authorisation by the Managing Director (Anita Johan); internal audit is provided by the AJACE Inc. corporate audit programme.</w:t>
+      </w:r>
+    </w:p>
     <w:p>
       <w:pPr>
         <w:pStyle w:val="HorizontalLine"/>
@@ -494,20 +786,20 @@
     </w:p>
     <w:tbl>
       <w:tblPr>
-        <w:tblW w:w="5343" w:type="dxa"/>
+        <w:tblW w:w="5000" w:type="pct"/>
         <w:jc w:val="left"/>
-        <w:tblInd w:w="0" w:type="dxa"/>
+        <w:tblInd w:w="-7" w:type="dxa"/>
         <w:tblLayout w:type="fixed"/>
         <w:tblCellMar>
-          <w:top w:w="28" w:type="dxa"/>
-          <w:left w:w="28" w:type="dxa"/>
-          <w:bottom w:w="28" w:type="dxa"/>
-          <w:right w:w="28" w:type="dxa"/>
+          <w:top w:w="60" w:type="dxa"/>
+          <w:left w:w="60" w:type="dxa"/>
+          <w:bottom w:w="60" w:type="dxa"/>
+          <w:right w:w="60" w:type="dxa"/>
         </w:tblCellMar>
       </w:tblPr>
       <w:tblGrid>
-        <w:gridCol w:w="1226"/>
-        <w:gridCol w:w="4117"/>
+        <w:gridCol w:w="1262"/>
+        <w:gridCol w:w="4155"/>
       </w:tblGrid>
       <w:tr>
         <w:trPr>
@@ -515,44 +807,60 @@
         </w:trPr>
         <w:tc>
           <w:tcPr>
-            <w:tcW w:w="1226" w:type="dxa"/>
-            <w:tcBorders/>
+            <w:tcW w:w="1262" w:type="dxa"/>
+            <w:tcBorders>
+              <w:top w:val="single" w:sz="6" w:space="0" w:color="BFC7D5"/>
+              <w:left w:val="single" w:sz="6" w:space="0" w:color="BFC7D5"/>
+              <w:bottom w:val="single" w:sz="2" w:space="0" w:color="BFC7D5"/>
+              <w:right w:val="single" w:sz="6" w:space="0" w:color="BFC7D5"/>
+            </w:tcBorders>
+            <w:shd w:fill="1F3A5F" w:val="clear"/>
             <w:vAlign w:val="center"/>
           </w:tcPr>
           <w:p>
             <w:pPr>
               <w:pStyle w:val="TableHeading"/>
-              <w:suppressLineNumbers/>
-              <w:shd w:fill="1F3A5F" w:val="clear"/>
-              <w:bidi w:val="0"/>
-              <w:spacing w:before="0" w:after="283"/>
-              <w:jc w:val="center"/>
-              <w:rPr/>
-            </w:pPr>
-            <w:r>
-              <w:rPr/>
+              <w:bidi w:val="0"/>
+              <w:spacing w:before="0" w:after="283"/>
+              <w:jc w:val="left"/>
+              <w:rPr>
+                <w:color w:val="FFFFFF"/>
+              </w:rPr>
+            </w:pPr>
+            <w:r>
+              <w:rPr>
+                <w:color w:val="FFFFFF"/>
+              </w:rPr>
               <w:t>Role</w:t>
             </w:r>
           </w:p>
         </w:tc>
         <w:tc>
           <w:tcPr>
-            <w:tcW w:w="4117" w:type="dxa"/>
-            <w:tcBorders/>
+            <w:tcW w:w="4155" w:type="dxa"/>
+            <w:tcBorders>
+              <w:top w:val="single" w:sz="6" w:space="0" w:color="BFC7D5"/>
+              <w:left w:val="single" w:sz="2" w:space="0" w:color="BFC7D5"/>
+              <w:bottom w:val="single" w:sz="2" w:space="0" w:color="BFC7D5"/>
+              <w:right w:val="single" w:sz="6" w:space="0" w:color="BFC7D5"/>
+            </w:tcBorders>
+            <w:shd w:fill="1F3A5F" w:val="clear"/>
             <w:vAlign w:val="center"/>
           </w:tcPr>
           <w:p>
             <w:pPr>
               <w:pStyle w:val="TableHeading"/>
-              <w:suppressLineNumbers/>
-              <w:shd w:fill="1F3A5F" w:val="clear"/>
-              <w:bidi w:val="0"/>
-              <w:spacing w:before="0" w:after="283"/>
-              <w:jc w:val="center"/>
-              <w:rPr/>
-            </w:pPr>
-            <w:r>
-              <w:rPr/>
+              <w:bidi w:val="0"/>
+              <w:spacing w:before="0" w:after="283"/>
+              <w:jc w:val="left"/>
+              <w:rPr>
+                <w:color w:val="FFFFFF"/>
+              </w:rPr>
+            </w:pPr>
+            <w:r>
+              <w:rPr>
+                <w:color w:val="FFFFFF"/>
+              </w:rPr>
               <w:t>Responsibility</w:t>
             </w:r>
           </w:p>
@@ -562,8 +870,12 @@
         <w:trPr/>
         <w:tc>
           <w:tcPr>
-            <w:tcW w:w="1226" w:type="dxa"/>
-            <w:tcBorders/>
+            <w:tcW w:w="1262" w:type="dxa"/>
+            <w:tcBorders>
+              <w:left w:val="single" w:sz="6" w:space="0" w:color="BFC7D5"/>
+              <w:bottom w:val="single" w:sz="2" w:space="0" w:color="BFC7D5"/>
+              <w:right w:val="single" w:sz="6" w:space="0" w:color="BFC7D5"/>
+            </w:tcBorders>
             <w:vAlign w:val="center"/>
           </w:tcPr>
           <w:p>
@@ -582,8 +894,12 @@
         </w:tc>
         <w:tc>
           <w:tcPr>
-            <w:tcW w:w="4117" w:type="dxa"/>
-            <w:tcBorders/>
+            <w:tcW w:w="4155" w:type="dxa"/>
+            <w:tcBorders>
+              <w:left w:val="single" w:sz="2" w:space="0" w:color="BFC7D5"/>
+              <w:bottom w:val="single" w:sz="2" w:space="0" w:color="BFC7D5"/>
+              <w:right w:val="single" w:sz="6" w:space="0" w:color="BFC7D5"/>
+            </w:tcBorders>
             <w:vAlign w:val="center"/>
           </w:tcPr>
           <w:p>
@@ -605,8 +921,12 @@
         <w:trPr/>
         <w:tc>
           <w:tcPr>
-            <w:tcW w:w="1226" w:type="dxa"/>
-            <w:tcBorders/>
+            <w:tcW w:w="1262" w:type="dxa"/>
+            <w:tcBorders>
+              <w:left w:val="single" w:sz="6" w:space="0" w:color="BFC7D5"/>
+              <w:bottom w:val="single" w:sz="2" w:space="0" w:color="BFC7D5"/>
+              <w:right w:val="single" w:sz="6" w:space="0" w:color="BFC7D5"/>
+            </w:tcBorders>
             <w:vAlign w:val="center"/>
           </w:tcPr>
           <w:p>
@@ -625,8 +945,12 @@
         </w:tc>
         <w:tc>
           <w:tcPr>
-            <w:tcW w:w="4117" w:type="dxa"/>
-            <w:tcBorders/>
+            <w:tcW w:w="4155" w:type="dxa"/>
+            <w:tcBorders>
+              <w:left w:val="single" w:sz="2" w:space="0" w:color="BFC7D5"/>
+              <w:bottom w:val="single" w:sz="2" w:space="0" w:color="BFC7D5"/>
+              <w:right w:val="single" w:sz="6" w:space="0" w:color="BFC7D5"/>
+            </w:tcBorders>
             <w:vAlign w:val="center"/>
           </w:tcPr>
           <w:p>
@@ -658,8 +982,12 @@
         <w:trPr/>
         <w:tc>
           <w:tcPr>
-            <w:tcW w:w="1226" w:type="dxa"/>
-            <w:tcBorders/>
+            <w:tcW w:w="1262" w:type="dxa"/>
+            <w:tcBorders>
+              <w:left w:val="single" w:sz="6" w:space="0" w:color="BFC7D5"/>
+              <w:bottom w:val="single" w:sz="6" w:space="0" w:color="BFC7D5"/>
+              <w:right w:val="single" w:sz="6" w:space="0" w:color="BFC7D5"/>
+            </w:tcBorders>
             <w:vAlign w:val="center"/>
           </w:tcPr>
           <w:p>
@@ -678,8 +1006,12 @@
         </w:tc>
         <w:tc>
           <w:tcPr>
-            <w:tcW w:w="4117" w:type="dxa"/>
-            <w:tcBorders/>
+            <w:tcW w:w="4155" w:type="dxa"/>
+            <w:tcBorders>
+              <w:left w:val="single" w:sz="2" w:space="0" w:color="BFC7D5"/>
+              <w:bottom w:val="single" w:sz="6" w:space="0" w:color="BFC7D5"/>
+              <w:right w:val="single" w:sz="6" w:space="0" w:color="BFC7D5"/>
+            </w:tcBorders>
             <w:vAlign w:val="center"/>
           </w:tcPr>
           <w:p>
@@ -707,7 +1039,7 @@
       </w:pPr>
       <w:r>
         <w:rPr/>
-        <w:t>Ajace AI currently has one person, who holds all three roles (</w:t>
+        <w:t xml:space="preserve">The roles are held by named people (QM-01 §7.1; </w:t>
       </w:r>
       <w:r>
         <w:rPr>
@@ -766,21 +1098,21 @@
     </w:p>
     <w:tbl>
       <w:tblPr>
-        <w:tblW w:w="5343" w:type="dxa"/>
+        <w:tblW w:w="5000" w:type="pct"/>
         <w:jc w:val="left"/>
-        <w:tblInd w:w="0" w:type="dxa"/>
+        <w:tblInd w:w="-7" w:type="dxa"/>
         <w:tblLayout w:type="fixed"/>
         <w:tblCellMar>
-          <w:top w:w="28" w:type="dxa"/>
-          <w:left w:w="28" w:type="dxa"/>
-          <w:bottom w:w="28" w:type="dxa"/>
-          <w:right w:w="28" w:type="dxa"/>
+          <w:top w:w="60" w:type="dxa"/>
+          <w:left w:w="60" w:type="dxa"/>
+          <w:bottom w:w="60" w:type="dxa"/>
+          <w:right w:w="60" w:type="dxa"/>
         </w:tblCellMar>
       </w:tblPr>
       <w:tblGrid>
-        <w:gridCol w:w="1732"/>
-        <w:gridCol w:w="1947"/>
-        <w:gridCol w:w="1664"/>
+        <w:gridCol w:w="1765"/>
+        <w:gridCol w:w="1982"/>
+        <w:gridCol w:w="1670"/>
       </w:tblGrid>
       <w:tr>
         <w:trPr>
@@ -788,66 +1120,90 @@
         </w:trPr>
         <w:tc>
           <w:tcPr>
-            <w:tcW w:w="1732" w:type="dxa"/>
-            <w:tcBorders/>
+            <w:tcW w:w="1765" w:type="dxa"/>
+            <w:tcBorders>
+              <w:top w:val="single" w:sz="6" w:space="0" w:color="BFC7D5"/>
+              <w:left w:val="single" w:sz="6" w:space="0" w:color="BFC7D5"/>
+              <w:bottom w:val="single" w:sz="2" w:space="0" w:color="BFC7D5"/>
+              <w:right w:val="single" w:sz="6" w:space="0" w:color="BFC7D5"/>
+            </w:tcBorders>
+            <w:shd w:fill="1F3A5F" w:val="clear"/>
             <w:vAlign w:val="center"/>
           </w:tcPr>
           <w:p>
             <w:pPr>
               <w:pStyle w:val="TableHeading"/>
-              <w:suppressLineNumbers/>
-              <w:shd w:fill="1F3A5F" w:val="clear"/>
-              <w:bidi w:val="0"/>
-              <w:spacing w:before="0" w:after="283"/>
-              <w:jc w:val="center"/>
-              <w:rPr/>
-            </w:pPr>
-            <w:r>
-              <w:rPr/>
+              <w:bidi w:val="0"/>
+              <w:spacing w:before="0" w:after="283"/>
+              <w:jc w:val="left"/>
+              <w:rPr>
+                <w:color w:val="FFFFFF"/>
+              </w:rPr>
+            </w:pPr>
+            <w:r>
+              <w:rPr>
+                <w:color w:val="FFFFFF"/>
+              </w:rPr>
               <w:t>Class</w:t>
             </w:r>
           </w:p>
         </w:tc>
         <w:tc>
           <w:tcPr>
-            <w:tcW w:w="1947" w:type="dxa"/>
-            <w:tcBorders/>
+            <w:tcW w:w="1982" w:type="dxa"/>
+            <w:tcBorders>
+              <w:top w:val="single" w:sz="6" w:space="0" w:color="BFC7D5"/>
+              <w:left w:val="single" w:sz="2" w:space="0" w:color="BFC7D5"/>
+              <w:bottom w:val="single" w:sz="2" w:space="0" w:color="BFC7D5"/>
+              <w:right w:val="single" w:sz="6" w:space="0" w:color="BFC7D5"/>
+            </w:tcBorders>
+            <w:shd w:fill="1F3A5F" w:val="clear"/>
             <w:vAlign w:val="center"/>
           </w:tcPr>
           <w:p>
             <w:pPr>
               <w:pStyle w:val="TableHeading"/>
-              <w:suppressLineNumbers/>
-              <w:shd w:fill="1F3A5F" w:val="clear"/>
-              <w:bidi w:val="0"/>
-              <w:spacing w:before="0" w:after="283"/>
-              <w:jc w:val="center"/>
-              <w:rPr/>
-            </w:pPr>
-            <w:r>
-              <w:rPr/>
+              <w:bidi w:val="0"/>
+              <w:spacing w:before="0" w:after="283"/>
+              <w:jc w:val="left"/>
+              <w:rPr>
+                <w:color w:val="FFFFFF"/>
+              </w:rPr>
+            </w:pPr>
+            <w:r>
+              <w:rPr>
+                <w:color w:val="FFFFFF"/>
+              </w:rPr>
               <w:t>Definition</w:t>
             </w:r>
           </w:p>
         </w:tc>
         <w:tc>
           <w:tcPr>
-            <w:tcW w:w="1664" w:type="dxa"/>
-            <w:tcBorders/>
+            <w:tcW w:w="1670" w:type="dxa"/>
+            <w:tcBorders>
+              <w:top w:val="single" w:sz="6" w:space="0" w:color="BFC7D5"/>
+              <w:left w:val="single" w:sz="2" w:space="0" w:color="BFC7D5"/>
+              <w:bottom w:val="single" w:sz="2" w:space="0" w:color="BFC7D5"/>
+              <w:right w:val="single" w:sz="6" w:space="0" w:color="BFC7D5"/>
+            </w:tcBorders>
+            <w:shd w:fill="1F3A5F" w:val="clear"/>
             <w:vAlign w:val="center"/>
           </w:tcPr>
           <w:p>
             <w:pPr>
               <w:pStyle w:val="TableHeading"/>
-              <w:suppressLineNumbers/>
-              <w:shd w:fill="1F3A5F" w:val="clear"/>
-              <w:bidi w:val="0"/>
-              <w:spacing w:before="0" w:after="283"/>
-              <w:jc w:val="center"/>
-              <w:rPr/>
-            </w:pPr>
-            <w:r>
-              <w:rPr/>
+              <w:bidi w:val="0"/>
+              <w:spacing w:before="0" w:after="283"/>
+              <w:jc w:val="left"/>
+              <w:rPr>
+                <w:color w:val="FFFFFF"/>
+              </w:rPr>
+            </w:pPr>
+            <w:r>
+              <w:rPr>
+                <w:color w:val="FFFFFF"/>
+              </w:rPr>
               <w:t>Why it matters here</w:t>
             </w:r>
           </w:p>
@@ -857,8 +1213,12 @@
         <w:trPr/>
         <w:tc>
           <w:tcPr>
-            <w:tcW w:w="1732" w:type="dxa"/>
-            <w:tcBorders/>
+            <w:tcW w:w="1765" w:type="dxa"/>
+            <w:tcBorders>
+              <w:left w:val="single" w:sz="6" w:space="0" w:color="BFC7D5"/>
+              <w:bottom w:val="single" w:sz="2" w:space="0" w:color="BFC7D5"/>
+              <w:right w:val="single" w:sz="6" w:space="0" w:color="BFC7D5"/>
+            </w:tcBorders>
             <w:vAlign w:val="center"/>
           </w:tcPr>
           <w:p>
@@ -879,8 +1239,12 @@
         </w:tc>
         <w:tc>
           <w:tcPr>
-            <w:tcW w:w="1947" w:type="dxa"/>
-            <w:tcBorders/>
+            <w:tcW w:w="1982" w:type="dxa"/>
+            <w:tcBorders>
+              <w:left w:val="single" w:sz="2" w:space="0" w:color="BFC7D5"/>
+              <w:bottom w:val="single" w:sz="2" w:space="0" w:color="BFC7D5"/>
+              <w:right w:val="single" w:sz="6" w:space="0" w:color="BFC7D5"/>
+            </w:tcBorders>
             <w:vAlign w:val="center"/>
           </w:tcPr>
           <w:p>
@@ -899,8 +1263,12 @@
         </w:tc>
         <w:tc>
           <w:tcPr>
-            <w:tcW w:w="1664" w:type="dxa"/>
-            <w:tcBorders/>
+            <w:tcW w:w="1670" w:type="dxa"/>
+            <w:tcBorders>
+              <w:left w:val="single" w:sz="2" w:space="0" w:color="BFC7D5"/>
+              <w:bottom w:val="single" w:sz="2" w:space="0" w:color="BFC7D5"/>
+              <w:right w:val="single" w:sz="6" w:space="0" w:color="BFC7D5"/>
+            </w:tcBorders>
             <w:vAlign w:val="center"/>
           </w:tcPr>
           <w:p>
@@ -922,8 +1290,12 @@
         <w:trPr/>
         <w:tc>
           <w:tcPr>
-            <w:tcW w:w="1732" w:type="dxa"/>
-            <w:tcBorders/>
+            <w:tcW w:w="1765" w:type="dxa"/>
+            <w:tcBorders>
+              <w:left w:val="single" w:sz="6" w:space="0" w:color="BFC7D5"/>
+              <w:bottom w:val="single" w:sz="2" w:space="0" w:color="BFC7D5"/>
+              <w:right w:val="single" w:sz="6" w:space="0" w:color="BFC7D5"/>
+            </w:tcBorders>
             <w:vAlign w:val="center"/>
           </w:tcPr>
           <w:p>
@@ -944,8 +1316,12 @@
         </w:tc>
         <w:tc>
           <w:tcPr>
-            <w:tcW w:w="1947" w:type="dxa"/>
-            <w:tcBorders/>
+            <w:tcW w:w="1982" w:type="dxa"/>
+            <w:tcBorders>
+              <w:left w:val="single" w:sz="2" w:space="0" w:color="BFC7D5"/>
+              <w:bottom w:val="single" w:sz="2" w:space="0" w:color="BFC7D5"/>
+              <w:right w:val="single" w:sz="6" w:space="0" w:color="BFC7D5"/>
+            </w:tcBorders>
             <w:vAlign w:val="center"/>
           </w:tcPr>
           <w:p>
@@ -964,8 +1340,12 @@
         </w:tc>
         <w:tc>
           <w:tcPr>
-            <w:tcW w:w="1664" w:type="dxa"/>
-            <w:tcBorders/>
+            <w:tcW w:w="1670" w:type="dxa"/>
+            <w:tcBorders>
+              <w:left w:val="single" w:sz="2" w:space="0" w:color="BFC7D5"/>
+              <w:bottom w:val="single" w:sz="2" w:space="0" w:color="BFC7D5"/>
+              <w:right w:val="single" w:sz="6" w:space="0" w:color="BFC7D5"/>
+            </w:tcBorders>
             <w:vAlign w:val="center"/>
           </w:tcPr>
           <w:p>
@@ -987,8 +1367,12 @@
         <w:trPr/>
         <w:tc>
           <w:tcPr>
-            <w:tcW w:w="1732" w:type="dxa"/>
-            <w:tcBorders/>
+            <w:tcW w:w="1765" w:type="dxa"/>
+            <w:tcBorders>
+              <w:left w:val="single" w:sz="6" w:space="0" w:color="BFC7D5"/>
+              <w:bottom w:val="single" w:sz="2" w:space="0" w:color="BFC7D5"/>
+              <w:right w:val="single" w:sz="6" w:space="0" w:color="BFC7D5"/>
+            </w:tcBorders>
             <w:vAlign w:val="center"/>
           </w:tcPr>
           <w:p>
@@ -1009,8 +1393,12 @@
         </w:tc>
         <w:tc>
           <w:tcPr>
-            <w:tcW w:w="1947" w:type="dxa"/>
-            <w:tcBorders/>
+            <w:tcW w:w="1982" w:type="dxa"/>
+            <w:tcBorders>
+              <w:left w:val="single" w:sz="2" w:space="0" w:color="BFC7D5"/>
+              <w:bottom w:val="single" w:sz="2" w:space="0" w:color="BFC7D5"/>
+              <w:right w:val="single" w:sz="6" w:space="0" w:color="BFC7D5"/>
+            </w:tcBorders>
             <w:vAlign w:val="center"/>
           </w:tcPr>
           <w:p>
@@ -1029,8 +1417,12 @@
         </w:tc>
         <w:tc>
           <w:tcPr>
-            <w:tcW w:w="1664" w:type="dxa"/>
-            <w:tcBorders/>
+            <w:tcW w:w="1670" w:type="dxa"/>
+            <w:tcBorders>
+              <w:left w:val="single" w:sz="2" w:space="0" w:color="BFC7D5"/>
+              <w:bottom w:val="single" w:sz="2" w:space="0" w:color="BFC7D5"/>
+              <w:right w:val="single" w:sz="6" w:space="0" w:color="BFC7D5"/>
+            </w:tcBorders>
             <w:vAlign w:val="center"/>
           </w:tcPr>
           <w:p>
@@ -1052,8 +1444,12 @@
         <w:trPr/>
         <w:tc>
           <w:tcPr>
-            <w:tcW w:w="1732" w:type="dxa"/>
-            <w:tcBorders/>
+            <w:tcW w:w="1765" w:type="dxa"/>
+            <w:tcBorders>
+              <w:left w:val="single" w:sz="6" w:space="0" w:color="BFC7D5"/>
+              <w:bottom w:val="single" w:sz="2" w:space="0" w:color="BFC7D5"/>
+              <w:right w:val="single" w:sz="6" w:space="0" w:color="BFC7D5"/>
+            </w:tcBorders>
             <w:vAlign w:val="center"/>
           </w:tcPr>
           <w:p>
@@ -1074,8 +1470,12 @@
         </w:tc>
         <w:tc>
           <w:tcPr>
-            <w:tcW w:w="1947" w:type="dxa"/>
-            <w:tcBorders/>
+            <w:tcW w:w="1982" w:type="dxa"/>
+            <w:tcBorders>
+              <w:left w:val="single" w:sz="2" w:space="0" w:color="BFC7D5"/>
+              <w:bottom w:val="single" w:sz="2" w:space="0" w:color="BFC7D5"/>
+              <w:right w:val="single" w:sz="6" w:space="0" w:color="BFC7D5"/>
+            </w:tcBorders>
             <w:vAlign w:val="center"/>
           </w:tcPr>
           <w:p>
@@ -1094,8 +1494,12 @@
         </w:tc>
         <w:tc>
           <w:tcPr>
-            <w:tcW w:w="1664" w:type="dxa"/>
-            <w:tcBorders/>
+            <w:tcW w:w="1670" w:type="dxa"/>
+            <w:tcBorders>
+              <w:left w:val="single" w:sz="2" w:space="0" w:color="BFC7D5"/>
+              <w:bottom w:val="single" w:sz="2" w:space="0" w:color="BFC7D5"/>
+              <w:right w:val="single" w:sz="6" w:space="0" w:color="BFC7D5"/>
+            </w:tcBorders>
             <w:vAlign w:val="center"/>
           </w:tcPr>
           <w:p>
@@ -1117,8 +1521,12 @@
         <w:trPr/>
         <w:tc>
           <w:tcPr>
-            <w:tcW w:w="1732" w:type="dxa"/>
-            <w:tcBorders/>
+            <w:tcW w:w="1765" w:type="dxa"/>
+            <w:tcBorders>
+              <w:left w:val="single" w:sz="6" w:space="0" w:color="BFC7D5"/>
+              <w:bottom w:val="single" w:sz="2" w:space="0" w:color="BFC7D5"/>
+              <w:right w:val="single" w:sz="6" w:space="0" w:color="BFC7D5"/>
+            </w:tcBorders>
             <w:vAlign w:val="center"/>
           </w:tcPr>
           <w:p>
@@ -1139,8 +1547,12 @@
         </w:tc>
         <w:tc>
           <w:tcPr>
-            <w:tcW w:w="1947" w:type="dxa"/>
-            <w:tcBorders/>
+            <w:tcW w:w="1982" w:type="dxa"/>
+            <w:tcBorders>
+              <w:left w:val="single" w:sz="2" w:space="0" w:color="BFC7D5"/>
+              <w:bottom w:val="single" w:sz="2" w:space="0" w:color="BFC7D5"/>
+              <w:right w:val="single" w:sz="6" w:space="0" w:color="BFC7D5"/>
+            </w:tcBorders>
             <w:vAlign w:val="center"/>
           </w:tcPr>
           <w:p>
@@ -1159,8 +1571,12 @@
         </w:tc>
         <w:tc>
           <w:tcPr>
-            <w:tcW w:w="1664" w:type="dxa"/>
-            <w:tcBorders/>
+            <w:tcW w:w="1670" w:type="dxa"/>
+            <w:tcBorders>
+              <w:left w:val="single" w:sz="2" w:space="0" w:color="BFC7D5"/>
+              <w:bottom w:val="single" w:sz="2" w:space="0" w:color="BFC7D5"/>
+              <w:right w:val="single" w:sz="6" w:space="0" w:color="BFC7D5"/>
+            </w:tcBorders>
             <w:vAlign w:val="center"/>
           </w:tcPr>
           <w:p>
@@ -1182,8 +1598,12 @@
         <w:trPr/>
         <w:tc>
           <w:tcPr>
-            <w:tcW w:w="1732" w:type="dxa"/>
-            <w:tcBorders/>
+            <w:tcW w:w="1765" w:type="dxa"/>
+            <w:tcBorders>
+              <w:left w:val="single" w:sz="6" w:space="0" w:color="BFC7D5"/>
+              <w:bottom w:val="single" w:sz="6" w:space="0" w:color="BFC7D5"/>
+              <w:right w:val="single" w:sz="6" w:space="0" w:color="BFC7D5"/>
+            </w:tcBorders>
             <w:vAlign w:val="center"/>
           </w:tcPr>
           <w:p>
@@ -1204,8 +1624,12 @@
         </w:tc>
         <w:tc>
           <w:tcPr>
-            <w:tcW w:w="1947" w:type="dxa"/>
-            <w:tcBorders/>
+            <w:tcW w:w="1982" w:type="dxa"/>
+            <w:tcBorders>
+              <w:left w:val="single" w:sz="2" w:space="0" w:color="BFC7D5"/>
+              <w:bottom w:val="single" w:sz="6" w:space="0" w:color="BFC7D5"/>
+              <w:right w:val="single" w:sz="6" w:space="0" w:color="BFC7D5"/>
+            </w:tcBorders>
             <w:vAlign w:val="center"/>
           </w:tcPr>
           <w:p>
@@ -1224,8 +1648,12 @@
         </w:tc>
         <w:tc>
           <w:tcPr>
-            <w:tcW w:w="1664" w:type="dxa"/>
-            <w:tcBorders/>
+            <w:tcW w:w="1670" w:type="dxa"/>
+            <w:tcBorders>
+              <w:left w:val="single" w:sz="2" w:space="0" w:color="BFC7D5"/>
+              <w:bottom w:val="single" w:sz="6" w:space="0" w:color="BFC7D5"/>
+              <w:right w:val="single" w:sz="6" w:space="0" w:color="BFC7D5"/>
+            </w:tcBorders>
             <w:vAlign w:val="center"/>
           </w:tcPr>
           <w:p>
@@ -1268,20 +1696,20 @@
     </w:p>
     <w:tbl>
       <w:tblPr>
-        <w:tblW w:w="5343" w:type="dxa"/>
+        <w:tblW w:w="5000" w:type="pct"/>
         <w:jc w:val="left"/>
-        <w:tblInd w:w="0" w:type="dxa"/>
+        <w:tblInd w:w="-7" w:type="dxa"/>
         <w:tblLayout w:type="fixed"/>
         <w:tblCellMar>
-          <w:top w:w="28" w:type="dxa"/>
-          <w:left w:w="28" w:type="dxa"/>
-          <w:bottom w:w="28" w:type="dxa"/>
-          <w:right w:w="28" w:type="dxa"/>
+          <w:top w:w="60" w:type="dxa"/>
+          <w:left w:w="60" w:type="dxa"/>
+          <w:bottom w:w="60" w:type="dxa"/>
+          <w:right w:w="60" w:type="dxa"/>
         </w:tblCellMar>
       </w:tblPr>
       <w:tblGrid>
-        <w:gridCol w:w="1860"/>
-        <w:gridCol w:w="3483"/>
+        <w:gridCol w:w="1901"/>
+        <w:gridCol w:w="3516"/>
       </w:tblGrid>
       <w:tr>
         <w:trPr>
@@ -1289,44 +1717,60 @@
         </w:trPr>
         <w:tc>
           <w:tcPr>
-            <w:tcW w:w="1860" w:type="dxa"/>
-            <w:tcBorders/>
+            <w:tcW w:w="1901" w:type="dxa"/>
+            <w:tcBorders>
+              <w:top w:val="single" w:sz="6" w:space="0" w:color="BFC7D5"/>
+              <w:left w:val="single" w:sz="6" w:space="0" w:color="BFC7D5"/>
+              <w:bottom w:val="single" w:sz="2" w:space="0" w:color="BFC7D5"/>
+              <w:right w:val="single" w:sz="6" w:space="0" w:color="BFC7D5"/>
+            </w:tcBorders>
+            <w:shd w:fill="1F3A5F" w:val="clear"/>
             <w:vAlign w:val="center"/>
           </w:tcPr>
           <w:p>
             <w:pPr>
               <w:pStyle w:val="TableHeading"/>
-              <w:suppressLineNumbers/>
-              <w:shd w:fill="1F3A5F" w:val="clear"/>
-              <w:bidi w:val="0"/>
-              <w:spacing w:before="0" w:after="283"/>
-              <w:jc w:val="center"/>
-              <w:rPr/>
-            </w:pPr>
-            <w:r>
-              <w:rPr/>
+              <w:bidi w:val="0"/>
+              <w:spacing w:before="0" w:after="283"/>
+              <w:jc w:val="left"/>
+              <w:rPr>
+                <w:color w:val="FFFFFF"/>
+              </w:rPr>
+            </w:pPr>
+            <w:r>
+              <w:rPr>
+                <w:color w:val="FFFFFF"/>
+              </w:rPr>
               <w:t>Control</w:t>
             </w:r>
           </w:p>
         </w:tc>
         <w:tc>
           <w:tcPr>
-            <w:tcW w:w="3483" w:type="dxa"/>
-            <w:tcBorders/>
+            <w:tcW w:w="3516" w:type="dxa"/>
+            <w:tcBorders>
+              <w:top w:val="single" w:sz="6" w:space="0" w:color="BFC7D5"/>
+              <w:left w:val="single" w:sz="2" w:space="0" w:color="BFC7D5"/>
+              <w:bottom w:val="single" w:sz="2" w:space="0" w:color="BFC7D5"/>
+              <w:right w:val="single" w:sz="6" w:space="0" w:color="BFC7D5"/>
+            </w:tcBorders>
+            <w:shd w:fill="1F3A5F" w:val="clear"/>
             <w:vAlign w:val="center"/>
           </w:tcPr>
           <w:p>
             <w:pPr>
               <w:pStyle w:val="TableHeading"/>
-              <w:suppressLineNumbers/>
-              <w:shd w:fill="1F3A5F" w:val="clear"/>
-              <w:bidi w:val="0"/>
-              <w:spacing w:before="0" w:after="283"/>
-              <w:jc w:val="center"/>
-              <w:rPr/>
-            </w:pPr>
-            <w:r>
-              <w:rPr/>
+              <w:bidi w:val="0"/>
+              <w:spacing w:before="0" w:after="283"/>
+              <w:jc w:val="left"/>
+              <w:rPr>
+                <w:color w:val="FFFFFF"/>
+              </w:rPr>
+            </w:pPr>
+            <w:r>
+              <w:rPr>
+                <w:color w:val="FFFFFF"/>
+              </w:rPr>
               <w:t>Where</w:t>
             </w:r>
           </w:p>
@@ -1336,8 +1780,12 @@
         <w:trPr/>
         <w:tc>
           <w:tcPr>
-            <w:tcW w:w="1860" w:type="dxa"/>
-            <w:tcBorders/>
+            <w:tcW w:w="1901" w:type="dxa"/>
+            <w:tcBorders>
+              <w:left w:val="single" w:sz="6" w:space="0" w:color="BFC7D5"/>
+              <w:bottom w:val="single" w:sz="2" w:space="0" w:color="BFC7D5"/>
+              <w:right w:val="single" w:sz="6" w:space="0" w:color="BFC7D5"/>
+            </w:tcBorders>
             <w:vAlign w:val="center"/>
           </w:tcPr>
           <w:p>
@@ -1356,23 +1804,27 @@
         </w:tc>
         <w:tc>
           <w:tcPr>
-            <w:tcW w:w="3483" w:type="dxa"/>
-            <w:tcBorders/>
-            <w:vAlign w:val="center"/>
-          </w:tcPr>
-          <w:p>
-            <w:pPr>
-              <w:pStyle w:val="TableContents"/>
-              <w:bidi w:val="0"/>
-              <w:spacing w:before="0" w:after="283"/>
-              <w:jc w:val="left"/>
-              <w:rPr/>
-            </w:pPr>
-            <w:r>
-              <w:rPr>
-                <w:rStyle w:val="SourceText"/>
-              </w:rPr>
-              <w:t>backend/app/rag/advanced.py:616-644</w:t>
+            <w:tcW w:w="3516" w:type="dxa"/>
+            <w:tcBorders>
+              <w:left w:val="single" w:sz="2" w:space="0" w:color="BFC7D5"/>
+              <w:bottom w:val="single" w:sz="2" w:space="0" w:color="BFC7D5"/>
+              <w:right w:val="single" w:sz="6" w:space="0" w:color="BFC7D5"/>
+            </w:tcBorders>
+            <w:vAlign w:val="center"/>
+          </w:tcPr>
+          <w:p>
+            <w:pPr>
+              <w:pStyle w:val="TableContents"/>
+              <w:bidi w:val="0"/>
+              <w:spacing w:before="0" w:after="283"/>
+              <w:jc w:val="left"/>
+              <w:rPr/>
+            </w:pPr>
+            <w:r>
+              <w:rPr>
+                <w:rStyle w:val="SourceText"/>
+              </w:rPr>
+              <w:t>backend/app/rag/advanced.py:625-653</w:t>
             </w:r>
             <w:r>
               <w:rPr/>
@@ -1391,8 +1843,12 @@
         <w:trPr/>
         <w:tc>
           <w:tcPr>
-            <w:tcW w:w="1860" w:type="dxa"/>
-            <w:tcBorders/>
+            <w:tcW w:w="1901" w:type="dxa"/>
+            <w:tcBorders>
+              <w:left w:val="single" w:sz="6" w:space="0" w:color="BFC7D5"/>
+              <w:bottom w:val="single" w:sz="2" w:space="0" w:color="BFC7D5"/>
+              <w:right w:val="single" w:sz="6" w:space="0" w:color="BFC7D5"/>
+            </w:tcBorders>
             <w:vAlign w:val="center"/>
           </w:tcPr>
           <w:p>
@@ -1411,23 +1867,27 @@
         </w:tc>
         <w:tc>
           <w:tcPr>
-            <w:tcW w:w="3483" w:type="dxa"/>
-            <w:tcBorders/>
-            <w:vAlign w:val="center"/>
-          </w:tcPr>
-          <w:p>
-            <w:pPr>
-              <w:pStyle w:val="TableContents"/>
-              <w:bidi w:val="0"/>
-              <w:spacing w:before="0" w:after="283"/>
-              <w:jc w:val="left"/>
-              <w:rPr/>
-            </w:pPr>
-            <w:r>
-              <w:rPr>
-                <w:rStyle w:val="SourceText"/>
-              </w:rPr>
-              <w:t>backend/app/rag/advanced.py:1699-1712</w:t>
+            <w:tcW w:w="3516" w:type="dxa"/>
+            <w:tcBorders>
+              <w:left w:val="single" w:sz="2" w:space="0" w:color="BFC7D5"/>
+              <w:bottom w:val="single" w:sz="2" w:space="0" w:color="BFC7D5"/>
+              <w:right w:val="single" w:sz="6" w:space="0" w:color="BFC7D5"/>
+            </w:tcBorders>
+            <w:vAlign w:val="center"/>
+          </w:tcPr>
+          <w:p>
+            <w:pPr>
+              <w:pStyle w:val="TableContents"/>
+              <w:bidi w:val="0"/>
+              <w:spacing w:before="0" w:after="283"/>
+              <w:jc w:val="left"/>
+              <w:rPr/>
+            </w:pPr>
+            <w:r>
+              <w:rPr>
+                <w:rStyle w:val="SourceText"/>
+              </w:rPr>
+              <w:t>backend/app/rag/advanced.py:1708-1721</w:t>
             </w:r>
             <w:r>
               <w:rPr/>
@@ -1450,8 +1910,12 @@
         <w:trPr/>
         <w:tc>
           <w:tcPr>
-            <w:tcW w:w="1860" w:type="dxa"/>
-            <w:tcBorders/>
+            <w:tcW w:w="1901" w:type="dxa"/>
+            <w:tcBorders>
+              <w:left w:val="single" w:sz="6" w:space="0" w:color="BFC7D5"/>
+              <w:bottom w:val="single" w:sz="2" w:space="0" w:color="BFC7D5"/>
+              <w:right w:val="single" w:sz="6" w:space="0" w:color="BFC7D5"/>
+            </w:tcBorders>
             <w:vAlign w:val="center"/>
           </w:tcPr>
           <w:p>
@@ -1470,8 +1934,12 @@
         </w:tc>
         <w:tc>
           <w:tcPr>
-            <w:tcW w:w="3483" w:type="dxa"/>
-            <w:tcBorders/>
+            <w:tcW w:w="3516" w:type="dxa"/>
+            <w:tcBorders>
+              <w:left w:val="single" w:sz="2" w:space="0" w:color="BFC7D5"/>
+              <w:bottom w:val="single" w:sz="2" w:space="0" w:color="BFC7D5"/>
+              <w:right w:val="single" w:sz="6" w:space="0" w:color="BFC7D5"/>
+            </w:tcBorders>
             <w:vAlign w:val="center"/>
           </w:tcPr>
           <w:p>
@@ -1509,8 +1977,12 @@
         <w:trPr/>
         <w:tc>
           <w:tcPr>
-            <w:tcW w:w="1860" w:type="dxa"/>
-            <w:tcBorders/>
+            <w:tcW w:w="1901" w:type="dxa"/>
+            <w:tcBorders>
+              <w:left w:val="single" w:sz="6" w:space="0" w:color="BFC7D5"/>
+              <w:bottom w:val="single" w:sz="2" w:space="0" w:color="BFC7D5"/>
+              <w:right w:val="single" w:sz="6" w:space="0" w:color="BFC7D5"/>
+            </w:tcBorders>
             <w:vAlign w:val="center"/>
           </w:tcPr>
           <w:p>
@@ -1529,8 +2001,12 @@
         </w:tc>
         <w:tc>
           <w:tcPr>
-            <w:tcW w:w="3483" w:type="dxa"/>
-            <w:tcBorders/>
+            <w:tcW w:w="3516" w:type="dxa"/>
+            <w:tcBorders>
+              <w:left w:val="single" w:sz="2" w:space="0" w:color="BFC7D5"/>
+              <w:bottom w:val="single" w:sz="2" w:space="0" w:color="BFC7D5"/>
+              <w:right w:val="single" w:sz="6" w:space="0" w:color="BFC7D5"/>
+            </w:tcBorders>
             <w:vAlign w:val="center"/>
           </w:tcPr>
           <w:p>
@@ -1578,8 +2054,12 @@
         <w:trPr/>
         <w:tc>
           <w:tcPr>
-            <w:tcW w:w="1860" w:type="dxa"/>
-            <w:tcBorders/>
+            <w:tcW w:w="1901" w:type="dxa"/>
+            <w:tcBorders>
+              <w:left w:val="single" w:sz="6" w:space="0" w:color="BFC7D5"/>
+              <w:bottom w:val="single" w:sz="6" w:space="0" w:color="BFC7D5"/>
+              <w:right w:val="single" w:sz="6" w:space="0" w:color="BFC7D5"/>
+            </w:tcBorders>
             <w:vAlign w:val="center"/>
           </w:tcPr>
           <w:p>
@@ -1598,8 +2078,12 @@
         </w:tc>
         <w:tc>
           <w:tcPr>
-            <w:tcW w:w="3483" w:type="dxa"/>
-            <w:tcBorders/>
+            <w:tcW w:w="3516" w:type="dxa"/>
+            <w:tcBorders>
+              <w:left w:val="single" w:sz="2" w:space="0" w:color="BFC7D5"/>
+              <w:bottom w:val="single" w:sz="6" w:space="0" w:color="BFC7D5"/>
+              <w:right w:val="single" w:sz="6" w:space="0" w:color="BFC7D5"/>
+            </w:tcBorders>
             <w:vAlign w:val="center"/>
           </w:tcPr>
           <w:p>
@@ -1670,22 +2154,22 @@
     </w:p>
     <w:tbl>
       <w:tblPr>
-        <w:tblW w:w="5343" w:type="dxa"/>
+        <w:tblW w:w="5000" w:type="pct"/>
         <w:jc w:val="left"/>
-        <w:tblInd w:w="0" w:type="dxa"/>
+        <w:tblInd w:w="-7" w:type="dxa"/>
         <w:tblLayout w:type="fixed"/>
         <w:tblCellMar>
-          <w:top w:w="28" w:type="dxa"/>
-          <w:left w:w="28" w:type="dxa"/>
-          <w:bottom w:w="28" w:type="dxa"/>
-          <w:right w:w="28" w:type="dxa"/>
+          <w:top w:w="60" w:type="dxa"/>
+          <w:left w:w="60" w:type="dxa"/>
+          <w:bottom w:w="60" w:type="dxa"/>
+          <w:right w:w="60" w:type="dxa"/>
         </w:tblCellMar>
       </w:tblPr>
       <w:tblGrid>
-        <w:gridCol w:w="811"/>
-        <w:gridCol w:w="1737"/>
-        <w:gridCol w:w="1112"/>
-        <w:gridCol w:w="1683"/>
+        <w:gridCol w:w="844"/>
+        <w:gridCol w:w="1763"/>
+        <w:gridCol w:w="1132"/>
+        <w:gridCol w:w="1678"/>
       </w:tblGrid>
       <w:tr>
         <w:trPr>
@@ -1693,88 +2177,120 @@
         </w:trPr>
         <w:tc>
           <w:tcPr>
-            <w:tcW w:w="811" w:type="dxa"/>
-            <w:tcBorders/>
+            <w:tcW w:w="844" w:type="dxa"/>
+            <w:tcBorders>
+              <w:top w:val="single" w:sz="6" w:space="0" w:color="BFC7D5"/>
+              <w:left w:val="single" w:sz="6" w:space="0" w:color="BFC7D5"/>
+              <w:bottom w:val="single" w:sz="2" w:space="0" w:color="BFC7D5"/>
+              <w:right w:val="single" w:sz="6" w:space="0" w:color="BFC7D5"/>
+            </w:tcBorders>
+            <w:shd w:fill="1F3A5F" w:val="clear"/>
             <w:vAlign w:val="center"/>
           </w:tcPr>
           <w:p>
             <w:pPr>
               <w:pStyle w:val="TableHeading"/>
-              <w:suppressLineNumbers/>
-              <w:shd w:fill="1F3A5F" w:val="clear"/>
-              <w:bidi w:val="0"/>
-              <w:spacing w:before="0" w:after="283"/>
-              <w:jc w:val="center"/>
-              <w:rPr/>
-            </w:pPr>
-            <w:r>
-              <w:rPr/>
+              <w:bidi w:val="0"/>
+              <w:spacing w:before="0" w:after="283"/>
+              <w:jc w:val="left"/>
+              <w:rPr>
+                <w:color w:val="FFFFFF"/>
+              </w:rPr>
+            </w:pPr>
+            <w:r>
+              <w:rPr>
+                <w:color w:val="FFFFFF"/>
+              </w:rPr>
               <w:t>Severity</w:t>
             </w:r>
           </w:p>
         </w:tc>
         <w:tc>
           <w:tcPr>
-            <w:tcW w:w="1737" w:type="dxa"/>
-            <w:tcBorders/>
+            <w:tcW w:w="1763" w:type="dxa"/>
+            <w:tcBorders>
+              <w:top w:val="single" w:sz="6" w:space="0" w:color="BFC7D5"/>
+              <w:left w:val="single" w:sz="2" w:space="0" w:color="BFC7D5"/>
+              <w:bottom w:val="single" w:sz="2" w:space="0" w:color="BFC7D5"/>
+              <w:right w:val="single" w:sz="6" w:space="0" w:color="BFC7D5"/>
+            </w:tcBorders>
+            <w:shd w:fill="1F3A5F" w:val="clear"/>
             <w:vAlign w:val="center"/>
           </w:tcPr>
           <w:p>
             <w:pPr>
               <w:pStyle w:val="TableHeading"/>
-              <w:suppressLineNumbers/>
-              <w:shd w:fill="1F3A5F" w:val="clear"/>
-              <w:bidi w:val="0"/>
-              <w:spacing w:before="0" w:after="283"/>
-              <w:jc w:val="center"/>
-              <w:rPr/>
-            </w:pPr>
-            <w:r>
-              <w:rPr/>
+              <w:bidi w:val="0"/>
+              <w:spacing w:before="0" w:after="283"/>
+              <w:jc w:val="left"/>
+              <w:rPr>
+                <w:color w:val="FFFFFF"/>
+              </w:rPr>
+            </w:pPr>
+            <w:r>
+              <w:rPr>
+                <w:color w:val="FFFFFF"/>
+              </w:rPr>
               <w:t>Definition</w:t>
             </w:r>
           </w:p>
         </w:tc>
         <w:tc>
           <w:tcPr>
-            <w:tcW w:w="1112" w:type="dxa"/>
-            <w:tcBorders/>
+            <w:tcW w:w="1132" w:type="dxa"/>
+            <w:tcBorders>
+              <w:top w:val="single" w:sz="6" w:space="0" w:color="BFC7D5"/>
+              <w:left w:val="single" w:sz="2" w:space="0" w:color="BFC7D5"/>
+              <w:bottom w:val="single" w:sz="2" w:space="0" w:color="BFC7D5"/>
+              <w:right w:val="single" w:sz="6" w:space="0" w:color="BFC7D5"/>
+            </w:tcBorders>
+            <w:shd w:fill="1F3A5F" w:val="clear"/>
             <w:vAlign w:val="center"/>
           </w:tcPr>
           <w:p>
             <w:pPr>
               <w:pStyle w:val="TableHeading"/>
-              <w:suppressLineNumbers/>
-              <w:shd w:fill="1F3A5F" w:val="clear"/>
-              <w:bidi w:val="0"/>
-              <w:spacing w:before="0" w:after="283"/>
-              <w:jc w:val="center"/>
-              <w:rPr/>
-            </w:pPr>
-            <w:r>
-              <w:rPr/>
+              <w:bidi w:val="0"/>
+              <w:spacing w:before="0" w:after="283"/>
+              <w:jc w:val="left"/>
+              <w:rPr>
+                <w:color w:val="FFFFFF"/>
+              </w:rPr>
+            </w:pPr>
+            <w:r>
+              <w:rPr>
+                <w:color w:val="FFFFFF"/>
+              </w:rPr>
               <w:t>Required response</w:t>
             </w:r>
           </w:p>
         </w:tc>
         <w:tc>
           <w:tcPr>
-            <w:tcW w:w="1683" w:type="dxa"/>
-            <w:tcBorders/>
+            <w:tcW w:w="1678" w:type="dxa"/>
+            <w:tcBorders>
+              <w:top w:val="single" w:sz="6" w:space="0" w:color="BFC7D5"/>
+              <w:left w:val="single" w:sz="2" w:space="0" w:color="BFC7D5"/>
+              <w:bottom w:val="single" w:sz="2" w:space="0" w:color="BFC7D5"/>
+              <w:right w:val="single" w:sz="6" w:space="0" w:color="BFC7D5"/>
+            </w:tcBorders>
+            <w:shd w:fill="1F3A5F" w:val="clear"/>
             <w:vAlign w:val="center"/>
           </w:tcPr>
           <w:p>
             <w:pPr>
               <w:pStyle w:val="TableHeading"/>
-              <w:suppressLineNumbers/>
-              <w:shd w:fill="1F3A5F" w:val="clear"/>
-              <w:bidi w:val="0"/>
-              <w:spacing w:before="0" w:after="283"/>
-              <w:jc w:val="center"/>
-              <w:rPr/>
-            </w:pPr>
-            <w:r>
-              <w:rPr/>
+              <w:bidi w:val="0"/>
+              <w:spacing w:before="0" w:after="283"/>
+              <w:jc w:val="left"/>
+              <w:rPr>
+                <w:color w:val="FFFFFF"/>
+              </w:rPr>
+            </w:pPr>
+            <w:r>
+              <w:rPr>
+                <w:color w:val="FFFFFF"/>
+              </w:rPr>
               <w:t>Required record</w:t>
             </w:r>
           </w:p>
@@ -1784,8 +2300,12 @@
         <w:trPr/>
         <w:tc>
           <w:tcPr>
-            <w:tcW w:w="811" w:type="dxa"/>
-            <w:tcBorders/>
+            <w:tcW w:w="844" w:type="dxa"/>
+            <w:tcBorders>
+              <w:left w:val="single" w:sz="6" w:space="0" w:color="BFC7D5"/>
+              <w:bottom w:val="single" w:sz="2" w:space="0" w:color="BFC7D5"/>
+              <w:right w:val="single" w:sz="6" w:space="0" w:color="BFC7D5"/>
+            </w:tcBorders>
             <w:vAlign w:val="center"/>
           </w:tcPr>
           <w:p>
@@ -1806,8 +2326,12 @@
         </w:tc>
         <w:tc>
           <w:tcPr>
-            <w:tcW w:w="1737" w:type="dxa"/>
-            <w:tcBorders/>
+            <w:tcW w:w="1763" w:type="dxa"/>
+            <w:tcBorders>
+              <w:left w:val="single" w:sz="2" w:space="0" w:color="BFC7D5"/>
+              <w:bottom w:val="single" w:sz="2" w:space="0" w:color="BFC7D5"/>
+              <w:right w:val="single" w:sz="6" w:space="0" w:color="BFC7D5"/>
+            </w:tcBorders>
             <w:vAlign w:val="center"/>
           </w:tcPr>
           <w:p>
@@ -1826,8 +2350,12 @@
         </w:tc>
         <w:tc>
           <w:tcPr>
-            <w:tcW w:w="1112" w:type="dxa"/>
-            <w:tcBorders/>
+            <w:tcW w:w="1132" w:type="dxa"/>
+            <w:tcBorders>
+              <w:left w:val="single" w:sz="2" w:space="0" w:color="BFC7D5"/>
+              <w:bottom w:val="single" w:sz="2" w:space="0" w:color="BFC7D5"/>
+              <w:right w:val="single" w:sz="6" w:space="0" w:color="BFC7D5"/>
+            </w:tcBorders>
             <w:vAlign w:val="center"/>
           </w:tcPr>
           <w:p>
@@ -1856,8 +2384,12 @@
         </w:tc>
         <w:tc>
           <w:tcPr>
-            <w:tcW w:w="1683" w:type="dxa"/>
-            <w:tcBorders/>
+            <w:tcW w:w="1678" w:type="dxa"/>
+            <w:tcBorders>
+              <w:left w:val="single" w:sz="2" w:space="0" w:color="BFC7D5"/>
+              <w:bottom w:val="single" w:sz="2" w:space="0" w:color="BFC7D5"/>
+              <w:right w:val="single" w:sz="6" w:space="0" w:color="BFC7D5"/>
+            </w:tcBorders>
             <w:vAlign w:val="center"/>
           </w:tcPr>
           <w:p>
@@ -1899,8 +2431,12 @@
         <w:trPr/>
         <w:tc>
           <w:tcPr>
-            <w:tcW w:w="811" w:type="dxa"/>
-            <w:tcBorders/>
+            <w:tcW w:w="844" w:type="dxa"/>
+            <w:tcBorders>
+              <w:left w:val="single" w:sz="6" w:space="0" w:color="BFC7D5"/>
+              <w:bottom w:val="single" w:sz="2" w:space="0" w:color="BFC7D5"/>
+              <w:right w:val="single" w:sz="6" w:space="0" w:color="BFC7D5"/>
+            </w:tcBorders>
             <w:vAlign w:val="center"/>
           </w:tcPr>
           <w:p>
@@ -1921,8 +2457,12 @@
         </w:tc>
         <w:tc>
           <w:tcPr>
-            <w:tcW w:w="1737" w:type="dxa"/>
-            <w:tcBorders/>
+            <w:tcW w:w="1763" w:type="dxa"/>
+            <w:tcBorders>
+              <w:left w:val="single" w:sz="2" w:space="0" w:color="BFC7D5"/>
+              <w:bottom w:val="single" w:sz="2" w:space="0" w:color="BFC7D5"/>
+              <w:right w:val="single" w:sz="6" w:space="0" w:color="BFC7D5"/>
+            </w:tcBorders>
             <w:vAlign w:val="center"/>
           </w:tcPr>
           <w:p>
@@ -1941,8 +2481,12 @@
         </w:tc>
         <w:tc>
           <w:tcPr>
-            <w:tcW w:w="1112" w:type="dxa"/>
-            <w:tcBorders/>
+            <w:tcW w:w="1132" w:type="dxa"/>
+            <w:tcBorders>
+              <w:left w:val="single" w:sz="2" w:space="0" w:color="BFC7D5"/>
+              <w:bottom w:val="single" w:sz="2" w:space="0" w:color="BFC7D5"/>
+              <w:right w:val="single" w:sz="6" w:space="0" w:color="BFC7D5"/>
+            </w:tcBorders>
             <w:vAlign w:val="center"/>
           </w:tcPr>
           <w:p>
@@ -1961,8 +2505,12 @@
         </w:tc>
         <w:tc>
           <w:tcPr>
-            <w:tcW w:w="1683" w:type="dxa"/>
-            <w:tcBorders/>
+            <w:tcW w:w="1678" w:type="dxa"/>
+            <w:tcBorders>
+              <w:left w:val="single" w:sz="2" w:space="0" w:color="BFC7D5"/>
+              <w:bottom w:val="single" w:sz="2" w:space="0" w:color="BFC7D5"/>
+              <w:right w:val="single" w:sz="6" w:space="0" w:color="BFC7D5"/>
+            </w:tcBorders>
             <w:vAlign w:val="center"/>
           </w:tcPr>
           <w:p>
@@ -1984,8 +2532,12 @@
         <w:trPr/>
         <w:tc>
           <w:tcPr>
-            <w:tcW w:w="811" w:type="dxa"/>
-            <w:tcBorders/>
+            <w:tcW w:w="844" w:type="dxa"/>
+            <w:tcBorders>
+              <w:left w:val="single" w:sz="6" w:space="0" w:color="BFC7D5"/>
+              <w:bottom w:val="single" w:sz="2" w:space="0" w:color="BFC7D5"/>
+              <w:right w:val="single" w:sz="6" w:space="0" w:color="BFC7D5"/>
+            </w:tcBorders>
             <w:vAlign w:val="center"/>
           </w:tcPr>
           <w:p>
@@ -2006,8 +2558,12 @@
         </w:tc>
         <w:tc>
           <w:tcPr>
-            <w:tcW w:w="1737" w:type="dxa"/>
-            <w:tcBorders/>
+            <w:tcW w:w="1763" w:type="dxa"/>
+            <w:tcBorders>
+              <w:left w:val="single" w:sz="2" w:space="0" w:color="BFC7D5"/>
+              <w:bottom w:val="single" w:sz="2" w:space="0" w:color="BFC7D5"/>
+              <w:right w:val="single" w:sz="6" w:space="0" w:color="BFC7D5"/>
+            </w:tcBorders>
             <w:vAlign w:val="center"/>
           </w:tcPr>
           <w:p>
@@ -2026,8 +2582,12 @@
         </w:tc>
         <w:tc>
           <w:tcPr>
-            <w:tcW w:w="1112" w:type="dxa"/>
-            <w:tcBorders/>
+            <w:tcW w:w="1132" w:type="dxa"/>
+            <w:tcBorders>
+              <w:left w:val="single" w:sz="2" w:space="0" w:color="BFC7D5"/>
+              <w:bottom w:val="single" w:sz="2" w:space="0" w:color="BFC7D5"/>
+              <w:right w:val="single" w:sz="6" w:space="0" w:color="BFC7D5"/>
+            </w:tcBorders>
             <w:vAlign w:val="center"/>
           </w:tcPr>
           <w:p>
@@ -2046,8 +2606,12 @@
         </w:tc>
         <w:tc>
           <w:tcPr>
-            <w:tcW w:w="1683" w:type="dxa"/>
-            <w:tcBorders/>
+            <w:tcW w:w="1678" w:type="dxa"/>
+            <w:tcBorders>
+              <w:left w:val="single" w:sz="2" w:space="0" w:color="BFC7D5"/>
+              <w:bottom w:val="single" w:sz="2" w:space="0" w:color="BFC7D5"/>
+              <w:right w:val="single" w:sz="6" w:space="0" w:color="BFC7D5"/>
+            </w:tcBorders>
             <w:vAlign w:val="center"/>
           </w:tcPr>
           <w:p>
@@ -2079,8 +2643,12 @@
         <w:trPr/>
         <w:tc>
           <w:tcPr>
-            <w:tcW w:w="811" w:type="dxa"/>
-            <w:tcBorders/>
+            <w:tcW w:w="844" w:type="dxa"/>
+            <w:tcBorders>
+              <w:left w:val="single" w:sz="6" w:space="0" w:color="BFC7D5"/>
+              <w:bottom w:val="single" w:sz="6" w:space="0" w:color="BFC7D5"/>
+              <w:right w:val="single" w:sz="6" w:space="0" w:color="BFC7D5"/>
+            </w:tcBorders>
             <w:vAlign w:val="center"/>
           </w:tcPr>
           <w:p>
@@ -2101,8 +2669,12 @@
         </w:tc>
         <w:tc>
           <w:tcPr>
-            <w:tcW w:w="1737" w:type="dxa"/>
-            <w:tcBorders/>
+            <w:tcW w:w="1763" w:type="dxa"/>
+            <w:tcBorders>
+              <w:left w:val="single" w:sz="2" w:space="0" w:color="BFC7D5"/>
+              <w:bottom w:val="single" w:sz="6" w:space="0" w:color="BFC7D5"/>
+              <w:right w:val="single" w:sz="6" w:space="0" w:color="BFC7D5"/>
+            </w:tcBorders>
             <w:vAlign w:val="center"/>
           </w:tcPr>
           <w:p>
@@ -2121,8 +2693,12 @@
         </w:tc>
         <w:tc>
           <w:tcPr>
-            <w:tcW w:w="1112" w:type="dxa"/>
-            <w:tcBorders/>
+            <w:tcW w:w="1132" w:type="dxa"/>
+            <w:tcBorders>
+              <w:left w:val="single" w:sz="2" w:space="0" w:color="BFC7D5"/>
+              <w:bottom w:val="single" w:sz="6" w:space="0" w:color="BFC7D5"/>
+              <w:right w:val="single" w:sz="6" w:space="0" w:color="BFC7D5"/>
+            </w:tcBorders>
             <w:vAlign w:val="center"/>
           </w:tcPr>
           <w:p>
@@ -2141,8 +2717,12 @@
         </w:tc>
         <w:tc>
           <w:tcPr>
-            <w:tcW w:w="1683" w:type="dxa"/>
-            <w:tcBorders/>
+            <w:tcW w:w="1678" w:type="dxa"/>
+            <w:tcBorders>
+              <w:left w:val="single" w:sz="2" w:space="0" w:color="BFC7D5"/>
+              <w:bottom w:val="single" w:sz="6" w:space="0" w:color="BFC7D5"/>
+              <w:right w:val="single" w:sz="6" w:space="0" w:color="BFC7D5"/>
+            </w:tcBorders>
             <w:vAlign w:val="center"/>
           </w:tcPr>
           <w:p>
@@ -2205,21 +2785,21 @@
     </w:p>
     <w:tbl>
       <w:tblPr>
-        <w:tblW w:w="5343" w:type="dxa"/>
+        <w:tblW w:w="5417" w:type="dxa"/>
         <w:jc w:val="left"/>
-        <w:tblInd w:w="0" w:type="dxa"/>
+        <w:tblInd w:w="-7" w:type="dxa"/>
         <w:tblLayout w:type="fixed"/>
         <w:tblCellMar>
-          <w:top w:w="28" w:type="dxa"/>
-          <w:left w:w="28" w:type="dxa"/>
-          <w:bottom w:w="28" w:type="dxa"/>
-          <w:right w:w="28" w:type="dxa"/>
+          <w:top w:w="60" w:type="dxa"/>
+          <w:left w:w="60" w:type="dxa"/>
+          <w:bottom w:w="60" w:type="dxa"/>
+          <w:right w:w="60" w:type="dxa"/>
         </w:tblCellMar>
       </w:tblPr>
       <w:tblGrid>
-        <w:gridCol w:w="1441"/>
-        <w:gridCol w:w="1801"/>
-        <w:gridCol w:w="2101"/>
+        <w:gridCol w:w="1475"/>
+        <w:gridCol w:w="1836"/>
+        <w:gridCol w:w="2106"/>
       </w:tblGrid>
       <w:tr>
         <w:trPr>
@@ -2227,66 +2807,90 @@
         </w:trPr>
         <w:tc>
           <w:tcPr>
-            <w:tcW w:w="1441" w:type="dxa"/>
-            <w:tcBorders/>
+            <w:tcW w:w="1475" w:type="dxa"/>
+            <w:tcBorders>
+              <w:top w:val="single" w:sz="6" w:space="0" w:color="BFC7D5"/>
+              <w:left w:val="single" w:sz="6" w:space="0" w:color="BFC7D5"/>
+              <w:bottom w:val="single" w:sz="2" w:space="0" w:color="BFC7D5"/>
+              <w:right w:val="single" w:sz="6" w:space="0" w:color="BFC7D5"/>
+            </w:tcBorders>
+            <w:shd w:fill="1F3A5F" w:val="clear"/>
             <w:vAlign w:val="center"/>
           </w:tcPr>
           <w:p>
             <w:pPr>
               <w:pStyle w:val="TableHeading"/>
-              <w:suppressLineNumbers/>
-              <w:shd w:fill="1F3A5F" w:val="clear"/>
-              <w:bidi w:val="0"/>
-              <w:spacing w:before="0" w:after="283"/>
-              <w:jc w:val="center"/>
-              <w:rPr/>
-            </w:pPr>
-            <w:r>
-              <w:rPr/>
+              <w:bidi w:val="0"/>
+              <w:spacing w:before="0" w:after="283"/>
+              <w:jc w:val="left"/>
+              <w:rPr>
+                <w:color w:val="FFFFFF"/>
+              </w:rPr>
+            </w:pPr>
+            <w:r>
+              <w:rPr>
+                <w:color w:val="FFFFFF"/>
+              </w:rPr>
               <w:t>Channel</w:t>
             </w:r>
           </w:p>
         </w:tc>
         <w:tc>
           <w:tcPr>
-            <w:tcW w:w="1801" w:type="dxa"/>
-            <w:tcBorders/>
+            <w:tcW w:w="1836" w:type="dxa"/>
+            <w:tcBorders>
+              <w:top w:val="single" w:sz="6" w:space="0" w:color="BFC7D5"/>
+              <w:left w:val="single" w:sz="2" w:space="0" w:color="BFC7D5"/>
+              <w:bottom w:val="single" w:sz="2" w:space="0" w:color="BFC7D5"/>
+              <w:right w:val="single" w:sz="6" w:space="0" w:color="BFC7D5"/>
+            </w:tcBorders>
+            <w:shd w:fill="1F3A5F" w:val="clear"/>
             <w:vAlign w:val="center"/>
           </w:tcPr>
           <w:p>
             <w:pPr>
               <w:pStyle w:val="TableHeading"/>
-              <w:suppressLineNumbers/>
-              <w:shd w:fill="1F3A5F" w:val="clear"/>
-              <w:bidi w:val="0"/>
-              <w:spacing w:before="0" w:after="283"/>
-              <w:jc w:val="center"/>
-              <w:rPr/>
-            </w:pPr>
-            <w:r>
-              <w:rPr/>
+              <w:bidi w:val="0"/>
+              <w:spacing w:before="0" w:after="283"/>
+              <w:jc w:val="left"/>
+              <w:rPr>
+                <w:color w:val="FFFFFF"/>
+              </w:rPr>
+            </w:pPr>
+            <w:r>
+              <w:rPr>
+                <w:color w:val="FFFFFF"/>
+              </w:rPr>
               <w:t>What it detects</w:t>
             </w:r>
           </w:p>
         </w:tc>
         <w:tc>
           <w:tcPr>
-            <w:tcW w:w="2101" w:type="dxa"/>
-            <w:tcBorders/>
+            <w:tcW w:w="2106" w:type="dxa"/>
+            <w:tcBorders>
+              <w:top w:val="single" w:sz="6" w:space="0" w:color="BFC7D5"/>
+              <w:left w:val="single" w:sz="2" w:space="0" w:color="BFC7D5"/>
+              <w:bottom w:val="single" w:sz="2" w:space="0" w:color="BFC7D5"/>
+              <w:right w:val="single" w:sz="6" w:space="0" w:color="BFC7D5"/>
+            </w:tcBorders>
+            <w:shd w:fill="1F3A5F" w:val="clear"/>
             <w:vAlign w:val="center"/>
           </w:tcPr>
           <w:p>
             <w:pPr>
               <w:pStyle w:val="TableHeading"/>
-              <w:suppressLineNumbers/>
-              <w:shd w:fill="1F3A5F" w:val="clear"/>
-              <w:bidi w:val="0"/>
-              <w:spacing w:before="0" w:after="283"/>
-              <w:jc w:val="center"/>
-              <w:rPr/>
-            </w:pPr>
-            <w:r>
-              <w:rPr/>
+              <w:bidi w:val="0"/>
+              <w:spacing w:before="0" w:after="283"/>
+              <w:jc w:val="left"/>
+              <w:rPr>
+                <w:color w:val="FFFFFF"/>
+              </w:rPr>
+            </w:pPr>
+            <w:r>
+              <w:rPr>
+                <w:color w:val="FFFFFF"/>
+              </w:rPr>
               <w:t>Evidence path</w:t>
             </w:r>
           </w:p>
@@ -2296,8 +2900,12 @@
         <w:trPr/>
         <w:tc>
           <w:tcPr>
-            <w:tcW w:w="1441" w:type="dxa"/>
-            <w:tcBorders/>
+            <w:tcW w:w="1475" w:type="dxa"/>
+            <w:tcBorders>
+              <w:left w:val="single" w:sz="6" w:space="0" w:color="BFC7D5"/>
+              <w:bottom w:val="single" w:sz="2" w:space="0" w:color="BFC7D5"/>
+              <w:right w:val="single" w:sz="6" w:space="0" w:color="BFC7D5"/>
+            </w:tcBorders>
             <w:vAlign w:val="center"/>
           </w:tcPr>
           <w:p>
@@ -2316,8 +2924,12 @@
         </w:tc>
         <w:tc>
           <w:tcPr>
-            <w:tcW w:w="1801" w:type="dxa"/>
-            <w:tcBorders/>
+            <w:tcW w:w="1836" w:type="dxa"/>
+            <w:tcBorders>
+              <w:left w:val="single" w:sz="2" w:space="0" w:color="BFC7D5"/>
+              <w:bottom w:val="single" w:sz="2" w:space="0" w:color="BFC7D5"/>
+              <w:right w:val="single" w:sz="6" w:space="0" w:color="BFC7D5"/>
+            </w:tcBorders>
             <w:vAlign w:val="center"/>
           </w:tcPr>
           <w:p>
@@ -2336,8 +2948,12 @@
         </w:tc>
         <w:tc>
           <w:tcPr>
-            <w:tcW w:w="2101" w:type="dxa"/>
-            <w:tcBorders/>
+            <w:tcW w:w="2106" w:type="dxa"/>
+            <w:tcBorders>
+              <w:left w:val="single" w:sz="2" w:space="0" w:color="BFC7D5"/>
+              <w:bottom w:val="single" w:sz="2" w:space="0" w:color="BFC7D5"/>
+              <w:right w:val="single" w:sz="6" w:space="0" w:color="BFC7D5"/>
+            </w:tcBorders>
             <w:vAlign w:val="center"/>
           </w:tcPr>
           <w:p>
@@ -2372,7 +2988,7 @@
               <w:rPr>
                 <w:rStyle w:val="SourceText"/>
               </w:rPr>
-              <w:t>eval/run_eval.py:281</w:t>
+              <w:t>eval/run_eval.py:309</w:t>
             </w:r>
             <w:r>
               <w:rPr/>
@@ -2395,8 +3011,12 @@
         <w:trPr/>
         <w:tc>
           <w:tcPr>
-            <w:tcW w:w="1441" w:type="dxa"/>
-            <w:tcBorders/>
+            <w:tcW w:w="1475" w:type="dxa"/>
+            <w:tcBorders>
+              <w:left w:val="single" w:sz="6" w:space="0" w:color="BFC7D5"/>
+              <w:bottom w:val="single" w:sz="2" w:space="0" w:color="BFC7D5"/>
+              <w:right w:val="single" w:sz="6" w:space="0" w:color="BFC7D5"/>
+            </w:tcBorders>
             <w:vAlign w:val="center"/>
           </w:tcPr>
           <w:p>
@@ -2415,8 +3035,12 @@
         </w:tc>
         <w:tc>
           <w:tcPr>
-            <w:tcW w:w="1801" w:type="dxa"/>
-            <w:tcBorders/>
+            <w:tcW w:w="1836" w:type="dxa"/>
+            <w:tcBorders>
+              <w:left w:val="single" w:sz="2" w:space="0" w:color="BFC7D5"/>
+              <w:bottom w:val="single" w:sz="2" w:space="0" w:color="BFC7D5"/>
+              <w:right w:val="single" w:sz="6" w:space="0" w:color="BFC7D5"/>
+            </w:tcBorders>
             <w:vAlign w:val="center"/>
           </w:tcPr>
           <w:p>
@@ -2435,8 +3059,12 @@
         </w:tc>
         <w:tc>
           <w:tcPr>
-            <w:tcW w:w="2101" w:type="dxa"/>
-            <w:tcBorders/>
+            <w:tcW w:w="2106" w:type="dxa"/>
+            <w:tcBorders>
+              <w:left w:val="single" w:sz="2" w:space="0" w:color="BFC7D5"/>
+              <w:bottom w:val="single" w:sz="2" w:space="0" w:color="BFC7D5"/>
+              <w:right w:val="single" w:sz="6" w:space="0" w:color="BFC7D5"/>
+            </w:tcBorders>
             <w:vAlign w:val="center"/>
           </w:tcPr>
           <w:p>
@@ -2470,8 +3098,12 @@
         <w:trPr/>
         <w:tc>
           <w:tcPr>
-            <w:tcW w:w="1441" w:type="dxa"/>
-            <w:tcBorders/>
+            <w:tcW w:w="1475" w:type="dxa"/>
+            <w:tcBorders>
+              <w:left w:val="single" w:sz="6" w:space="0" w:color="BFC7D5"/>
+              <w:bottom w:val="single" w:sz="2" w:space="0" w:color="BFC7D5"/>
+              <w:right w:val="single" w:sz="6" w:space="0" w:color="BFC7D5"/>
+            </w:tcBorders>
             <w:vAlign w:val="center"/>
           </w:tcPr>
           <w:p>
@@ -2490,8 +3122,12 @@
         </w:tc>
         <w:tc>
           <w:tcPr>
-            <w:tcW w:w="1801" w:type="dxa"/>
-            <w:tcBorders/>
+            <w:tcW w:w="1836" w:type="dxa"/>
+            <w:tcBorders>
+              <w:left w:val="single" w:sz="2" w:space="0" w:color="BFC7D5"/>
+              <w:bottom w:val="single" w:sz="2" w:space="0" w:color="BFC7D5"/>
+              <w:right w:val="single" w:sz="6" w:space="0" w:color="BFC7D5"/>
+            </w:tcBorders>
             <w:vAlign w:val="center"/>
           </w:tcPr>
           <w:p>
@@ -2510,8 +3146,12 @@
         </w:tc>
         <w:tc>
           <w:tcPr>
-            <w:tcW w:w="2101" w:type="dxa"/>
-            <w:tcBorders/>
+            <w:tcW w:w="2106" w:type="dxa"/>
+            <w:tcBorders>
+              <w:left w:val="single" w:sz="2" w:space="0" w:color="BFC7D5"/>
+              <w:bottom w:val="single" w:sz="2" w:space="0" w:color="BFC7D5"/>
+              <w:right w:val="single" w:sz="6" w:space="0" w:color="BFC7D5"/>
+            </w:tcBorders>
             <w:vAlign w:val="center"/>
           </w:tcPr>
           <w:p>
@@ -2539,8 +3179,12 @@
         <w:trPr/>
         <w:tc>
           <w:tcPr>
-            <w:tcW w:w="1441" w:type="dxa"/>
-            <w:tcBorders/>
+            <w:tcW w:w="1475" w:type="dxa"/>
+            <w:tcBorders>
+              <w:left w:val="single" w:sz="6" w:space="0" w:color="BFC7D5"/>
+              <w:bottom w:val="single" w:sz="2" w:space="0" w:color="BFC7D5"/>
+              <w:right w:val="single" w:sz="6" w:space="0" w:color="BFC7D5"/>
+            </w:tcBorders>
             <w:vAlign w:val="center"/>
           </w:tcPr>
           <w:p>
@@ -2559,8 +3203,12 @@
         </w:tc>
         <w:tc>
           <w:tcPr>
-            <w:tcW w:w="1801" w:type="dxa"/>
-            <w:tcBorders/>
+            <w:tcW w:w="1836" w:type="dxa"/>
+            <w:tcBorders>
+              <w:left w:val="single" w:sz="2" w:space="0" w:color="BFC7D5"/>
+              <w:bottom w:val="single" w:sz="2" w:space="0" w:color="BFC7D5"/>
+              <w:right w:val="single" w:sz="6" w:space="0" w:color="BFC7D5"/>
+            </w:tcBorders>
             <w:vAlign w:val="center"/>
           </w:tcPr>
           <w:p>
@@ -2579,23 +3227,27 @@
         </w:tc>
         <w:tc>
           <w:tcPr>
-            <w:tcW w:w="2101" w:type="dxa"/>
-            <w:tcBorders/>
-            <w:vAlign w:val="center"/>
-          </w:tcPr>
-          <w:p>
-            <w:pPr>
-              <w:pStyle w:val="TableContents"/>
-              <w:bidi w:val="0"/>
-              <w:spacing w:before="0" w:after="283"/>
-              <w:jc w:val="left"/>
-              <w:rPr/>
-            </w:pPr>
-            <w:r>
-              <w:rPr>
-                <w:rStyle w:val="SourceText"/>
-              </w:rPr>
-              <w:t>backend/app/main.py:185-195</w:t>
+            <w:tcW w:w="2106" w:type="dxa"/>
+            <w:tcBorders>
+              <w:left w:val="single" w:sz="2" w:space="0" w:color="BFC7D5"/>
+              <w:bottom w:val="single" w:sz="2" w:space="0" w:color="BFC7D5"/>
+              <w:right w:val="single" w:sz="6" w:space="0" w:color="BFC7D5"/>
+            </w:tcBorders>
+            <w:vAlign w:val="center"/>
+          </w:tcPr>
+          <w:p>
+            <w:pPr>
+              <w:pStyle w:val="TableContents"/>
+              <w:bidi w:val="0"/>
+              <w:spacing w:before="0" w:after="283"/>
+              <w:jc w:val="left"/>
+              <w:rPr/>
+            </w:pPr>
+            <w:r>
+              <w:rPr>
+                <w:rStyle w:val="SourceText"/>
+              </w:rPr>
+              <w:t>backend/app/main.py:212-222</w:t>
             </w:r>
             <w:r>
               <w:rPr/>
@@ -2605,7 +3257,7 @@
               <w:rPr>
                 <w:rStyle w:val="SourceText"/>
               </w:rPr>
-              <w:t>voice/app/server.py:74-82</w:t>
+              <w:t>voice/app/server.py:87-95</w:t>
             </w:r>
             <w:r>
               <w:rPr/>
@@ -2644,8 +3296,12 @@
         <w:trPr/>
         <w:tc>
           <w:tcPr>
-            <w:tcW w:w="1441" w:type="dxa"/>
-            <w:tcBorders/>
+            <w:tcW w:w="1475" w:type="dxa"/>
+            <w:tcBorders>
+              <w:left w:val="single" w:sz="6" w:space="0" w:color="BFC7D5"/>
+              <w:bottom w:val="single" w:sz="2" w:space="0" w:color="BFC7D5"/>
+              <w:right w:val="single" w:sz="6" w:space="0" w:color="BFC7D5"/>
+            </w:tcBorders>
             <w:vAlign w:val="center"/>
           </w:tcPr>
           <w:p>
@@ -2664,8 +3320,12 @@
         </w:tc>
         <w:tc>
           <w:tcPr>
-            <w:tcW w:w="1801" w:type="dxa"/>
-            <w:tcBorders/>
+            <w:tcW w:w="1836" w:type="dxa"/>
+            <w:tcBorders>
+              <w:left w:val="single" w:sz="2" w:space="0" w:color="BFC7D5"/>
+              <w:bottom w:val="single" w:sz="2" w:space="0" w:color="BFC7D5"/>
+              <w:right w:val="single" w:sz="6" w:space="0" w:color="BFC7D5"/>
+            </w:tcBorders>
             <w:vAlign w:val="center"/>
           </w:tcPr>
           <w:p>
@@ -2684,8 +3344,12 @@
         </w:tc>
         <w:tc>
           <w:tcPr>
-            <w:tcW w:w="2101" w:type="dxa"/>
-            <w:tcBorders/>
+            <w:tcW w:w="2106" w:type="dxa"/>
+            <w:tcBorders>
+              <w:left w:val="single" w:sz="2" w:space="0" w:color="BFC7D5"/>
+              <w:bottom w:val="single" w:sz="2" w:space="0" w:color="BFC7D5"/>
+              <w:right w:val="single" w:sz="6" w:space="0" w:color="BFC7D5"/>
+            </w:tcBorders>
             <w:vAlign w:val="center"/>
           </w:tcPr>
           <w:p>
@@ -2720,7 +3384,7 @@
               <w:rPr>
                 <w:rStyle w:val="SourceText"/>
               </w:rPr>
-              <w:t>backend/app/main.py:198-206</w:t>
+              <w:t>backend/app/main.py:232-240</w:t>
             </w:r>
           </w:p>
         </w:tc>
@@ -2729,8 +3393,12 @@
         <w:trPr/>
         <w:tc>
           <w:tcPr>
-            <w:tcW w:w="1441" w:type="dxa"/>
-            <w:tcBorders/>
+            <w:tcW w:w="1475" w:type="dxa"/>
+            <w:tcBorders>
+              <w:left w:val="single" w:sz="6" w:space="0" w:color="BFC7D5"/>
+              <w:bottom w:val="single" w:sz="2" w:space="0" w:color="BFC7D5"/>
+              <w:right w:val="single" w:sz="6" w:space="0" w:color="BFC7D5"/>
+            </w:tcBorders>
             <w:vAlign w:val="center"/>
           </w:tcPr>
           <w:p>
@@ -2749,8 +3417,12 @@
         </w:tc>
         <w:tc>
           <w:tcPr>
-            <w:tcW w:w="1801" w:type="dxa"/>
-            <w:tcBorders/>
+            <w:tcW w:w="1836" w:type="dxa"/>
+            <w:tcBorders>
+              <w:left w:val="single" w:sz="2" w:space="0" w:color="BFC7D5"/>
+              <w:bottom w:val="single" w:sz="2" w:space="0" w:color="BFC7D5"/>
+              <w:right w:val="single" w:sz="6" w:space="0" w:color="BFC7D5"/>
+            </w:tcBorders>
             <w:vAlign w:val="center"/>
           </w:tcPr>
           <w:p>
@@ -2769,8 +3441,12 @@
         </w:tc>
         <w:tc>
           <w:tcPr>
-            <w:tcW w:w="2101" w:type="dxa"/>
-            <w:tcBorders/>
+            <w:tcW w:w="2106" w:type="dxa"/>
+            <w:tcBorders>
+              <w:left w:val="single" w:sz="2" w:space="0" w:color="BFC7D5"/>
+              <w:bottom w:val="single" w:sz="2" w:space="0" w:color="BFC7D5"/>
+              <w:right w:val="single" w:sz="6" w:space="0" w:color="BFC7D5"/>
+            </w:tcBorders>
             <w:vAlign w:val="center"/>
           </w:tcPr>
           <w:p>
@@ -2828,8 +3504,12 @@
         <w:trPr/>
         <w:tc>
           <w:tcPr>
-            <w:tcW w:w="1441" w:type="dxa"/>
-            <w:tcBorders/>
+            <w:tcW w:w="1475" w:type="dxa"/>
+            <w:tcBorders>
+              <w:left w:val="single" w:sz="6" w:space="0" w:color="BFC7D5"/>
+              <w:bottom w:val="single" w:sz="2" w:space="0" w:color="BFC7D5"/>
+              <w:right w:val="single" w:sz="6" w:space="0" w:color="BFC7D5"/>
+            </w:tcBorders>
             <w:vAlign w:val="center"/>
           </w:tcPr>
           <w:p>
@@ -2848,8 +3528,12 @@
         </w:tc>
         <w:tc>
           <w:tcPr>
-            <w:tcW w:w="1801" w:type="dxa"/>
-            <w:tcBorders/>
+            <w:tcW w:w="1836" w:type="dxa"/>
+            <w:tcBorders>
+              <w:left w:val="single" w:sz="2" w:space="0" w:color="BFC7D5"/>
+              <w:bottom w:val="single" w:sz="2" w:space="0" w:color="BFC7D5"/>
+              <w:right w:val="single" w:sz="6" w:space="0" w:color="BFC7D5"/>
+            </w:tcBorders>
             <w:vAlign w:val="center"/>
           </w:tcPr>
           <w:p>
@@ -2868,8 +3552,12 @@
         </w:tc>
         <w:tc>
           <w:tcPr>
-            <w:tcW w:w="2101" w:type="dxa"/>
-            <w:tcBorders/>
+            <w:tcW w:w="2106" w:type="dxa"/>
+            <w:tcBorders>
+              <w:left w:val="single" w:sz="2" w:space="0" w:color="BFC7D5"/>
+              <w:bottom w:val="single" w:sz="2" w:space="0" w:color="BFC7D5"/>
+              <w:right w:val="single" w:sz="6" w:space="0" w:color="BFC7D5"/>
+            </w:tcBorders>
             <w:vAlign w:val="center"/>
           </w:tcPr>
           <w:p>
@@ -2904,7 +3592,7 @@
               <w:rPr>
                 <w:rStyle w:val="SourceText"/>
               </w:rPr>
-              <w:t>backend/app/main.py:154-163</w:t>
+              <w:t>backend/app/main.py:175-192</w:t>
             </w:r>
             <w:r>
               <w:rPr/>
@@ -2914,7 +3602,7 @@
               <w:rPr>
                 <w:rStyle w:val="SourceText"/>
               </w:rPr>
-              <w:t>backend/app/core/audit.py:25,36</w:t>
+              <w:t>backend/app/core/audit.py:25,37</w:t>
             </w:r>
           </w:p>
         </w:tc>
@@ -2923,8 +3611,12 @@
         <w:trPr/>
         <w:tc>
           <w:tcPr>
-            <w:tcW w:w="1441" w:type="dxa"/>
-            <w:tcBorders/>
+            <w:tcW w:w="1475" w:type="dxa"/>
+            <w:tcBorders>
+              <w:left w:val="single" w:sz="6" w:space="0" w:color="BFC7D5"/>
+              <w:bottom w:val="single" w:sz="2" w:space="0" w:color="BFC7D5"/>
+              <w:right w:val="single" w:sz="6" w:space="0" w:color="BFC7D5"/>
+            </w:tcBorders>
             <w:vAlign w:val="center"/>
           </w:tcPr>
           <w:p>
@@ -2943,8 +3635,12 @@
         </w:tc>
         <w:tc>
           <w:tcPr>
-            <w:tcW w:w="1801" w:type="dxa"/>
-            <w:tcBorders/>
+            <w:tcW w:w="1836" w:type="dxa"/>
+            <w:tcBorders>
+              <w:left w:val="single" w:sz="2" w:space="0" w:color="BFC7D5"/>
+              <w:bottom w:val="single" w:sz="2" w:space="0" w:color="BFC7D5"/>
+              <w:right w:val="single" w:sz="6" w:space="0" w:color="BFC7D5"/>
+            </w:tcBorders>
             <w:vAlign w:val="center"/>
           </w:tcPr>
           <w:p>
@@ -2963,8 +3659,12 @@
         </w:tc>
         <w:tc>
           <w:tcPr>
-            <w:tcW w:w="2101" w:type="dxa"/>
-            <w:tcBorders/>
+            <w:tcW w:w="2106" w:type="dxa"/>
+            <w:tcBorders>
+              <w:left w:val="single" w:sz="2" w:space="0" w:color="BFC7D5"/>
+              <w:bottom w:val="single" w:sz="2" w:space="0" w:color="BFC7D5"/>
+              <w:right w:val="single" w:sz="6" w:space="0" w:color="BFC7D5"/>
+            </w:tcBorders>
             <w:vAlign w:val="center"/>
           </w:tcPr>
           <w:p>
@@ -2986,8 +3686,12 @@
         <w:trPr/>
         <w:tc>
           <w:tcPr>
-            <w:tcW w:w="1441" w:type="dxa"/>
-            <w:tcBorders/>
+            <w:tcW w:w="1475" w:type="dxa"/>
+            <w:tcBorders>
+              <w:left w:val="single" w:sz="6" w:space="0" w:color="BFC7D5"/>
+              <w:bottom w:val="single" w:sz="6" w:space="0" w:color="BFC7D5"/>
+              <w:right w:val="single" w:sz="6" w:space="0" w:color="BFC7D5"/>
+            </w:tcBorders>
             <w:vAlign w:val="center"/>
           </w:tcPr>
           <w:p>
@@ -3006,8 +3710,12 @@
         </w:tc>
         <w:tc>
           <w:tcPr>
-            <w:tcW w:w="1801" w:type="dxa"/>
-            <w:tcBorders/>
+            <w:tcW w:w="1836" w:type="dxa"/>
+            <w:tcBorders>
+              <w:left w:val="single" w:sz="2" w:space="0" w:color="BFC7D5"/>
+              <w:bottom w:val="single" w:sz="6" w:space="0" w:color="BFC7D5"/>
+              <w:right w:val="single" w:sz="6" w:space="0" w:color="BFC7D5"/>
+            </w:tcBorders>
             <w:vAlign w:val="center"/>
           </w:tcPr>
           <w:p>
@@ -3026,8 +3734,12 @@
         </w:tc>
         <w:tc>
           <w:tcPr>
-            <w:tcW w:w="2101" w:type="dxa"/>
-            <w:tcBorders/>
+            <w:tcW w:w="2106" w:type="dxa"/>
+            <w:tcBorders>
+              <w:left w:val="single" w:sz="2" w:space="0" w:color="BFC7D5"/>
+              <w:bottom w:val="single" w:sz="6" w:space="0" w:color="BFC7D5"/>
+              <w:right w:val="single" w:sz="6" w:space="0" w:color="BFC7D5"/>
+            </w:tcBorders>
             <w:vAlign w:val="center"/>
           </w:tcPr>
           <w:p>
@@ -3383,20 +4095,20 @@
     </w:p>
     <w:tbl>
       <w:tblPr>
-        <w:tblW w:w="5343" w:type="dxa"/>
+        <w:tblW w:w="5000" w:type="pct"/>
         <w:jc w:val="left"/>
-        <w:tblInd w:w="0" w:type="dxa"/>
+        <w:tblInd w:w="-7" w:type="dxa"/>
         <w:tblLayout w:type="fixed"/>
         <w:tblCellMar>
-          <w:top w:w="28" w:type="dxa"/>
-          <w:left w:w="28" w:type="dxa"/>
-          <w:bottom w:w="28" w:type="dxa"/>
-          <w:right w:w="28" w:type="dxa"/>
+          <w:top w:w="60" w:type="dxa"/>
+          <w:left w:w="60" w:type="dxa"/>
+          <w:bottom w:w="60" w:type="dxa"/>
+          <w:right w:w="60" w:type="dxa"/>
         </w:tblCellMar>
       </w:tblPr>
       <w:tblGrid>
-        <w:gridCol w:w="1762"/>
-        <w:gridCol w:w="3581"/>
+        <w:gridCol w:w="1805"/>
+        <w:gridCol w:w="3612"/>
       </w:tblGrid>
       <w:tr>
         <w:trPr>
@@ -3404,44 +4116,60 @@
         </w:trPr>
         <w:tc>
           <w:tcPr>
-            <w:tcW w:w="1762" w:type="dxa"/>
-            <w:tcBorders/>
+            <w:tcW w:w="1805" w:type="dxa"/>
+            <w:tcBorders>
+              <w:top w:val="single" w:sz="6" w:space="0" w:color="BFC7D5"/>
+              <w:left w:val="single" w:sz="6" w:space="0" w:color="BFC7D5"/>
+              <w:bottom w:val="single" w:sz="2" w:space="0" w:color="BFC7D5"/>
+              <w:right w:val="single" w:sz="6" w:space="0" w:color="BFC7D5"/>
+            </w:tcBorders>
+            <w:shd w:fill="1F3A5F" w:val="clear"/>
             <w:vAlign w:val="center"/>
           </w:tcPr>
           <w:p>
             <w:pPr>
               <w:pStyle w:val="TableHeading"/>
-              <w:suppressLineNumbers/>
-              <w:shd w:fill="1F3A5F" w:val="clear"/>
-              <w:bidi w:val="0"/>
-              <w:spacing w:before="0" w:after="283"/>
-              <w:jc w:val="center"/>
-              <w:rPr/>
-            </w:pPr>
-            <w:r>
-              <w:rPr/>
+              <w:bidi w:val="0"/>
+              <w:spacing w:before="0" w:after="283"/>
+              <w:jc w:val="left"/>
+              <w:rPr>
+                <w:color w:val="FFFFFF"/>
+              </w:rPr>
+            </w:pPr>
+            <w:r>
+              <w:rPr>
+                <w:color w:val="FFFFFF"/>
+              </w:rPr>
               <w:t>Containment</w:t>
             </w:r>
           </w:p>
         </w:tc>
         <w:tc>
           <w:tcPr>
-            <w:tcW w:w="3581" w:type="dxa"/>
-            <w:tcBorders/>
+            <w:tcW w:w="3612" w:type="dxa"/>
+            <w:tcBorders>
+              <w:top w:val="single" w:sz="6" w:space="0" w:color="BFC7D5"/>
+              <w:left w:val="single" w:sz="2" w:space="0" w:color="BFC7D5"/>
+              <w:bottom w:val="single" w:sz="2" w:space="0" w:color="BFC7D5"/>
+              <w:right w:val="single" w:sz="6" w:space="0" w:color="BFC7D5"/>
+            </w:tcBorders>
+            <w:shd w:fill="1F3A5F" w:val="clear"/>
             <w:vAlign w:val="center"/>
           </w:tcPr>
           <w:p>
             <w:pPr>
               <w:pStyle w:val="TableHeading"/>
-              <w:suppressLineNumbers/>
-              <w:shd w:fill="1F3A5F" w:val="clear"/>
-              <w:bidi w:val="0"/>
-              <w:spacing w:before="0" w:after="283"/>
-              <w:jc w:val="center"/>
-              <w:rPr/>
-            </w:pPr>
-            <w:r>
-              <w:rPr/>
+              <w:bidi w:val="0"/>
+              <w:spacing w:before="0" w:after="283"/>
+              <w:jc w:val="left"/>
+              <w:rPr>
+                <w:color w:val="FFFFFF"/>
+              </w:rPr>
+            </w:pPr>
+            <w:r>
+              <w:rPr>
+                <w:color w:val="FFFFFF"/>
+              </w:rPr>
               <w:t>Mechanism</w:t>
             </w:r>
           </w:p>
@@ -3451,8 +4179,12 @@
         <w:trPr/>
         <w:tc>
           <w:tcPr>
-            <w:tcW w:w="1762" w:type="dxa"/>
-            <w:tcBorders/>
+            <w:tcW w:w="1805" w:type="dxa"/>
+            <w:tcBorders>
+              <w:left w:val="single" w:sz="6" w:space="0" w:color="BFC7D5"/>
+              <w:bottom w:val="single" w:sz="2" w:space="0" w:color="BFC7D5"/>
+              <w:right w:val="single" w:sz="6" w:space="0" w:color="BFC7D5"/>
+            </w:tcBorders>
             <w:vAlign w:val="center"/>
           </w:tcPr>
           <w:p>
@@ -3471,8 +4203,12 @@
         </w:tc>
         <w:tc>
           <w:tcPr>
-            <w:tcW w:w="3581" w:type="dxa"/>
-            <w:tcBorders/>
+            <w:tcW w:w="3612" w:type="dxa"/>
+            <w:tcBorders>
+              <w:left w:val="single" w:sz="2" w:space="0" w:color="BFC7D5"/>
+              <w:bottom w:val="single" w:sz="2" w:space="0" w:color="BFC7D5"/>
+              <w:right w:val="single" w:sz="6" w:space="0" w:color="BFC7D5"/>
+            </w:tcBorders>
             <w:vAlign w:val="center"/>
           </w:tcPr>
           <w:p>
@@ -3514,8 +4250,12 @@
         <w:trPr/>
         <w:tc>
           <w:tcPr>
-            <w:tcW w:w="1762" w:type="dxa"/>
-            <w:tcBorders/>
+            <w:tcW w:w="1805" w:type="dxa"/>
+            <w:tcBorders>
+              <w:left w:val="single" w:sz="6" w:space="0" w:color="BFC7D5"/>
+              <w:bottom w:val="single" w:sz="2" w:space="0" w:color="BFC7D5"/>
+              <w:right w:val="single" w:sz="6" w:space="0" w:color="BFC7D5"/>
+            </w:tcBorders>
             <w:vAlign w:val="center"/>
           </w:tcPr>
           <w:p>
@@ -3534,8 +4274,12 @@
         </w:tc>
         <w:tc>
           <w:tcPr>
-            <w:tcW w:w="3581" w:type="dxa"/>
-            <w:tcBorders/>
+            <w:tcW w:w="3612" w:type="dxa"/>
+            <w:tcBorders>
+              <w:left w:val="single" w:sz="2" w:space="0" w:color="BFC7D5"/>
+              <w:bottom w:val="single" w:sz="2" w:space="0" w:color="BFC7D5"/>
+              <w:right w:val="single" w:sz="6" w:space="0" w:color="BFC7D5"/>
+            </w:tcBorders>
             <w:vAlign w:val="center"/>
           </w:tcPr>
           <w:p>
@@ -3564,7 +4308,7 @@
               <w:rPr>
                 <w:rStyle w:val="SourceText"/>
               </w:rPr>
-              <w:t>docker-compose.yml:218-228</w:t>
+              <w:t>docker-compose.yml:240-250</w:t>
             </w:r>
             <w:r>
               <w:rPr/>
@@ -3587,8 +4331,12 @@
         <w:trPr/>
         <w:tc>
           <w:tcPr>
-            <w:tcW w:w="1762" w:type="dxa"/>
-            <w:tcBorders/>
+            <w:tcW w:w="1805" w:type="dxa"/>
+            <w:tcBorders>
+              <w:left w:val="single" w:sz="6" w:space="0" w:color="BFC7D5"/>
+              <w:bottom w:val="single" w:sz="2" w:space="0" w:color="BFC7D5"/>
+              <w:right w:val="single" w:sz="6" w:space="0" w:color="BFC7D5"/>
+            </w:tcBorders>
             <w:vAlign w:val="center"/>
           </w:tcPr>
           <w:p>
@@ -3607,8 +4355,12 @@
         </w:tc>
         <w:tc>
           <w:tcPr>
-            <w:tcW w:w="3581" w:type="dxa"/>
-            <w:tcBorders/>
+            <w:tcW w:w="3612" w:type="dxa"/>
+            <w:tcBorders>
+              <w:left w:val="single" w:sz="2" w:space="0" w:color="BFC7D5"/>
+              <w:bottom w:val="single" w:sz="2" w:space="0" w:color="BFC7D5"/>
+              <w:right w:val="single" w:sz="6" w:space="0" w:color="BFC7D5"/>
+            </w:tcBorders>
             <w:vAlign w:val="center"/>
           </w:tcPr>
           <w:p>
@@ -3630,8 +4382,12 @@
         <w:trPr/>
         <w:tc>
           <w:tcPr>
-            <w:tcW w:w="1762" w:type="dxa"/>
-            <w:tcBorders/>
+            <w:tcW w:w="1805" w:type="dxa"/>
+            <w:tcBorders>
+              <w:left w:val="single" w:sz="6" w:space="0" w:color="BFC7D5"/>
+              <w:bottom w:val="single" w:sz="6" w:space="0" w:color="BFC7D5"/>
+              <w:right w:val="single" w:sz="6" w:space="0" w:color="BFC7D5"/>
+            </w:tcBorders>
             <w:vAlign w:val="center"/>
           </w:tcPr>
           <w:p>
@@ -3650,8 +4406,12 @@
         </w:tc>
         <w:tc>
           <w:tcPr>
-            <w:tcW w:w="3581" w:type="dxa"/>
-            <w:tcBorders/>
+            <w:tcW w:w="3612" w:type="dxa"/>
+            <w:tcBorders>
+              <w:left w:val="single" w:sz="2" w:space="0" w:color="BFC7D5"/>
+              <w:bottom w:val="single" w:sz="6" w:space="0" w:color="BFC7D5"/>
+              <w:right w:val="single" w:sz="6" w:space="0" w:color="BFC7D5"/>
+            </w:tcBorders>
             <w:vAlign w:val="center"/>
           </w:tcPr>
           <w:p>
@@ -3770,20 +4530,20 @@
     </w:p>
     <w:tbl>
       <w:tblPr>
-        <w:tblW w:w="5343" w:type="dxa"/>
+        <w:tblW w:w="5000" w:type="pct"/>
         <w:jc w:val="left"/>
-        <w:tblInd w:w="0" w:type="dxa"/>
+        <w:tblInd w:w="-7" w:type="dxa"/>
         <w:tblLayout w:type="fixed"/>
         <w:tblCellMar>
-          <w:top w:w="28" w:type="dxa"/>
-          <w:left w:w="28" w:type="dxa"/>
-          <w:bottom w:w="28" w:type="dxa"/>
-          <w:right w:w="28" w:type="dxa"/>
+          <w:top w:w="60" w:type="dxa"/>
+          <w:left w:w="60" w:type="dxa"/>
+          <w:bottom w:w="60" w:type="dxa"/>
+          <w:right w:w="60" w:type="dxa"/>
         </w:tblCellMar>
       </w:tblPr>
       <w:tblGrid>
-        <w:gridCol w:w="2242"/>
-        <w:gridCol w:w="3101"/>
+        <w:gridCol w:w="2287"/>
+        <w:gridCol w:w="3130"/>
       </w:tblGrid>
       <w:tr>
         <w:trPr>
@@ -3791,49 +4551,64 @@
         </w:trPr>
         <w:tc>
           <w:tcPr>
-            <w:tcW w:w="2242" w:type="dxa"/>
-            <w:tcBorders/>
+            <w:tcW w:w="2287" w:type="dxa"/>
+            <w:tcBorders>
+              <w:top w:val="single" w:sz="6" w:space="0" w:color="BFC7D5"/>
+              <w:left w:val="single" w:sz="6" w:space="0" w:color="BFC7D5"/>
+              <w:bottom w:val="single" w:sz="2" w:space="0" w:color="BFC7D5"/>
+              <w:right w:val="single" w:sz="6" w:space="0" w:color="BFC7D5"/>
+            </w:tcBorders>
+            <w:shd w:fill="1F3A5F" w:val="clear"/>
             <w:vAlign w:val="center"/>
           </w:tcPr>
           <w:p>
             <w:pPr>
               <w:pStyle w:val="TableHeading"/>
-              <w:suppressLineNumbers/>
-              <w:shd w:fill="1F3A5F" w:val="clear"/>
-              <w:bidi w:val="0"/>
-              <w:spacing w:before="0" w:after="283"/>
-              <w:jc w:val="center"/>
-              <w:rPr/>
-            </w:pPr>
-            <w:r>
-              <w:rPr/>
+              <w:bidi w:val="0"/>
+              <w:spacing w:before="0" w:after="283"/>
+              <w:jc w:val="left"/>
+              <w:rPr>
+                <w:color w:val="FFFFFF"/>
+              </w:rPr>
+            </w:pPr>
+            <w:r>
+              <w:rPr>
+                <w:color w:val="FFFFFF"/>
+              </w:rPr>
               <w:t>Required by 8.7.2</w:t>
             </w:r>
           </w:p>
         </w:tc>
         <w:tc>
           <w:tcPr>
-            <w:tcW w:w="3101" w:type="dxa"/>
-            <w:tcBorders/>
+            <w:tcW w:w="3130" w:type="dxa"/>
+            <w:tcBorders>
+              <w:top w:val="single" w:sz="6" w:space="0" w:color="BFC7D5"/>
+              <w:left w:val="single" w:sz="2" w:space="0" w:color="BFC7D5"/>
+              <w:bottom w:val="single" w:sz="2" w:space="0" w:color="BFC7D5"/>
+              <w:right w:val="single" w:sz="6" w:space="0" w:color="BFC7D5"/>
+            </w:tcBorders>
+            <w:shd w:fill="1F3A5F" w:val="clear"/>
             <w:vAlign w:val="center"/>
           </w:tcPr>
           <w:p>
             <w:pPr>
               <w:pStyle w:val="TableHeading"/>
-              <w:suppressLineNumbers/>
-              <w:shd w:fill="1F3A5F" w:val="clear"/>
-              <w:bidi w:val="0"/>
-              <w:spacing w:before="0" w:after="283"/>
-              <w:jc w:val="center"/>
-              <w:rPr/>
-            </w:pPr>
-            <w:r>
-              <w:rPr/>
+              <w:bidi w:val="0"/>
+              <w:spacing w:before="0" w:after="283"/>
+              <w:jc w:val="left"/>
+              <w:rPr/>
+            </w:pPr>
+            <w:r>
+              <w:rPr>
+                <w:color w:val="FFFFFF"/>
+              </w:rPr>
               <w:t xml:space="preserve">Field on </w:t>
             </w:r>
             <w:r>
               <w:rPr>
                 <w:rStyle w:val="SourceText"/>
+                <w:color w:val="FFFFFF"/>
               </w:rPr>
               <w:t>FRM-05</w:t>
             </w:r>
@@ -3844,8 +4619,12 @@
         <w:trPr/>
         <w:tc>
           <w:tcPr>
-            <w:tcW w:w="2242" w:type="dxa"/>
-            <w:tcBorders/>
+            <w:tcW w:w="2287" w:type="dxa"/>
+            <w:tcBorders>
+              <w:left w:val="single" w:sz="6" w:space="0" w:color="BFC7D5"/>
+              <w:bottom w:val="single" w:sz="2" w:space="0" w:color="BFC7D5"/>
+              <w:right w:val="single" w:sz="6" w:space="0" w:color="BFC7D5"/>
+            </w:tcBorders>
             <w:vAlign w:val="center"/>
           </w:tcPr>
           <w:p>
@@ -3864,8 +4643,12 @@
         </w:tc>
         <w:tc>
           <w:tcPr>
-            <w:tcW w:w="3101" w:type="dxa"/>
-            <w:tcBorders/>
+            <w:tcW w:w="3130" w:type="dxa"/>
+            <w:tcBorders>
+              <w:left w:val="single" w:sz="2" w:space="0" w:color="BFC7D5"/>
+              <w:bottom w:val="single" w:sz="2" w:space="0" w:color="BFC7D5"/>
+              <w:right w:val="single" w:sz="6" w:space="0" w:color="BFC7D5"/>
+            </w:tcBorders>
             <w:vAlign w:val="center"/>
           </w:tcPr>
           <w:p>
@@ -3887,8 +4670,12 @@
         <w:trPr/>
         <w:tc>
           <w:tcPr>
-            <w:tcW w:w="2242" w:type="dxa"/>
-            <w:tcBorders/>
+            <w:tcW w:w="2287" w:type="dxa"/>
+            <w:tcBorders>
+              <w:left w:val="single" w:sz="6" w:space="0" w:color="BFC7D5"/>
+              <w:bottom w:val="single" w:sz="2" w:space="0" w:color="BFC7D5"/>
+              <w:right w:val="single" w:sz="6" w:space="0" w:color="BFC7D5"/>
+            </w:tcBorders>
             <w:vAlign w:val="center"/>
           </w:tcPr>
           <w:p>
@@ -3907,8 +4694,12 @@
         </w:tc>
         <w:tc>
           <w:tcPr>
-            <w:tcW w:w="3101" w:type="dxa"/>
-            <w:tcBorders/>
+            <w:tcW w:w="3130" w:type="dxa"/>
+            <w:tcBorders>
+              <w:left w:val="single" w:sz="2" w:space="0" w:color="BFC7D5"/>
+              <w:bottom w:val="single" w:sz="2" w:space="0" w:color="BFC7D5"/>
+              <w:right w:val="single" w:sz="6" w:space="0" w:color="BFC7D5"/>
+            </w:tcBorders>
             <w:vAlign w:val="center"/>
           </w:tcPr>
           <w:p>
@@ -3930,8 +4721,12 @@
         <w:trPr/>
         <w:tc>
           <w:tcPr>
-            <w:tcW w:w="2242" w:type="dxa"/>
-            <w:tcBorders/>
+            <w:tcW w:w="2287" w:type="dxa"/>
+            <w:tcBorders>
+              <w:left w:val="single" w:sz="6" w:space="0" w:color="BFC7D5"/>
+              <w:bottom w:val="single" w:sz="2" w:space="0" w:color="BFC7D5"/>
+              <w:right w:val="single" w:sz="6" w:space="0" w:color="BFC7D5"/>
+            </w:tcBorders>
             <w:vAlign w:val="center"/>
           </w:tcPr>
           <w:p>
@@ -3950,8 +4745,12 @@
         </w:tc>
         <w:tc>
           <w:tcPr>
-            <w:tcW w:w="3101" w:type="dxa"/>
-            <w:tcBorders/>
+            <w:tcW w:w="3130" w:type="dxa"/>
+            <w:tcBorders>
+              <w:left w:val="single" w:sz="2" w:space="0" w:color="BFC7D5"/>
+              <w:bottom w:val="single" w:sz="2" w:space="0" w:color="BFC7D5"/>
+              <w:right w:val="single" w:sz="6" w:space="0" w:color="BFC7D5"/>
+            </w:tcBorders>
             <w:vAlign w:val="center"/>
           </w:tcPr>
           <w:p>
@@ -3973,8 +4772,12 @@
         <w:trPr/>
         <w:tc>
           <w:tcPr>
-            <w:tcW w:w="2242" w:type="dxa"/>
-            <w:tcBorders/>
+            <w:tcW w:w="2287" w:type="dxa"/>
+            <w:tcBorders>
+              <w:left w:val="single" w:sz="6" w:space="0" w:color="BFC7D5"/>
+              <w:bottom w:val="single" w:sz="6" w:space="0" w:color="BFC7D5"/>
+              <w:right w:val="single" w:sz="6" w:space="0" w:color="BFC7D5"/>
+            </w:tcBorders>
             <w:vAlign w:val="center"/>
           </w:tcPr>
           <w:p>
@@ -3993,8 +4796,12 @@
         </w:tc>
         <w:tc>
           <w:tcPr>
-            <w:tcW w:w="3101" w:type="dxa"/>
-            <w:tcBorders/>
+            <w:tcW w:w="3130" w:type="dxa"/>
+            <w:tcBorders>
+              <w:left w:val="single" w:sz="2" w:space="0" w:color="BFC7D5"/>
+              <w:bottom w:val="single" w:sz="6" w:space="0" w:color="BFC7D5"/>
+              <w:right w:val="single" w:sz="6" w:space="0" w:color="BFC7D5"/>
+            </w:tcBorders>
             <w:vAlign w:val="center"/>
           </w:tcPr>
           <w:p>
@@ -4529,7 +5336,7 @@
         <w:rPr>
           <w:rStyle w:val="SourceText"/>
         </w:rPr>
-        <w:t>backend/Dockerfile:32-33</w:t>
+        <w:t>backend/Dockerfile:36-37</w:t>
       </w:r>
       <w:r>
         <w:rPr/>
@@ -4589,7 +5396,7 @@
         <w:rPr>
           <w:rStyle w:val="SourceText"/>
         </w:rPr>
-        <w:t>docker-compose.yml:143-146</w:t>
+        <w:t>docker-compose.yml:158-161</w:t>
       </w:r>
       <w:r>
         <w:rPr/>
@@ -4708,21 +5515,21 @@
     </w:p>
     <w:tbl>
       <w:tblPr>
-        <w:tblW w:w="5343" w:type="dxa"/>
+        <w:tblW w:w="5000" w:type="pct"/>
         <w:jc w:val="left"/>
-        <w:tblInd w:w="0" w:type="dxa"/>
+        <w:tblInd w:w="-7" w:type="dxa"/>
         <w:tblLayout w:type="fixed"/>
         <w:tblCellMar>
-          <w:top w:w="28" w:type="dxa"/>
-          <w:left w:w="28" w:type="dxa"/>
-          <w:bottom w:w="28" w:type="dxa"/>
-          <w:right w:w="28" w:type="dxa"/>
+          <w:top w:w="60" w:type="dxa"/>
+          <w:left w:w="60" w:type="dxa"/>
+          <w:bottom w:w="60" w:type="dxa"/>
+          <w:right w:w="60" w:type="dxa"/>
         </w:tblCellMar>
       </w:tblPr>
       <w:tblGrid>
-        <w:gridCol w:w="1783"/>
-        <w:gridCol w:w="2327"/>
-        <w:gridCol w:w="1233"/>
+        <w:gridCol w:w="1816"/>
+        <w:gridCol w:w="2362"/>
+        <w:gridCol w:w="1239"/>
       </w:tblGrid>
       <w:tr>
         <w:trPr>
@@ -4730,66 +5537,90 @@
         </w:trPr>
         <w:tc>
           <w:tcPr>
-            <w:tcW w:w="1783" w:type="dxa"/>
-            <w:tcBorders/>
+            <w:tcW w:w="1816" w:type="dxa"/>
+            <w:tcBorders>
+              <w:top w:val="single" w:sz="6" w:space="0" w:color="BFC7D5"/>
+              <w:left w:val="single" w:sz="6" w:space="0" w:color="BFC7D5"/>
+              <w:bottom w:val="single" w:sz="2" w:space="0" w:color="BFC7D5"/>
+              <w:right w:val="single" w:sz="6" w:space="0" w:color="BFC7D5"/>
+            </w:tcBorders>
+            <w:shd w:fill="1F3A5F" w:val="clear"/>
             <w:vAlign w:val="center"/>
           </w:tcPr>
           <w:p>
             <w:pPr>
               <w:pStyle w:val="TableHeading"/>
-              <w:suppressLineNumbers/>
-              <w:shd w:fill="1F3A5F" w:val="clear"/>
-              <w:bidi w:val="0"/>
-              <w:spacing w:before="0" w:after="283"/>
-              <w:jc w:val="center"/>
-              <w:rPr/>
-            </w:pPr>
-            <w:r>
-              <w:rPr/>
+              <w:bidi w:val="0"/>
+              <w:spacing w:before="0" w:after="283"/>
+              <w:jc w:val="left"/>
+              <w:rPr>
+                <w:color w:val="FFFFFF"/>
+              </w:rPr>
+            </w:pPr>
+            <w:r>
+              <w:rPr>
+                <w:color w:val="FFFFFF"/>
+              </w:rPr>
               <w:t>Record</w:t>
             </w:r>
           </w:p>
         </w:tc>
         <w:tc>
           <w:tcPr>
-            <w:tcW w:w="2327" w:type="dxa"/>
-            <w:tcBorders/>
+            <w:tcW w:w="2362" w:type="dxa"/>
+            <w:tcBorders>
+              <w:top w:val="single" w:sz="6" w:space="0" w:color="BFC7D5"/>
+              <w:left w:val="single" w:sz="2" w:space="0" w:color="BFC7D5"/>
+              <w:bottom w:val="single" w:sz="2" w:space="0" w:color="BFC7D5"/>
+              <w:right w:val="single" w:sz="6" w:space="0" w:color="BFC7D5"/>
+            </w:tcBorders>
+            <w:shd w:fill="1F3A5F" w:val="clear"/>
             <w:vAlign w:val="center"/>
           </w:tcPr>
           <w:p>
             <w:pPr>
               <w:pStyle w:val="TableHeading"/>
-              <w:suppressLineNumbers/>
-              <w:shd w:fill="1F3A5F" w:val="clear"/>
-              <w:bidi w:val="0"/>
-              <w:spacing w:before="0" w:after="283"/>
-              <w:jc w:val="center"/>
-              <w:rPr/>
-            </w:pPr>
-            <w:r>
-              <w:rPr/>
+              <w:bidi w:val="0"/>
+              <w:spacing w:before="0" w:after="283"/>
+              <w:jc w:val="left"/>
+              <w:rPr>
+                <w:color w:val="FFFFFF"/>
+              </w:rPr>
+            </w:pPr>
+            <w:r>
+              <w:rPr>
+                <w:color w:val="FFFFFF"/>
+              </w:rPr>
               <w:t>Location</w:t>
             </w:r>
           </w:p>
         </w:tc>
         <w:tc>
           <w:tcPr>
-            <w:tcW w:w="1233" w:type="dxa"/>
-            <w:tcBorders/>
+            <w:tcW w:w="1239" w:type="dxa"/>
+            <w:tcBorders>
+              <w:top w:val="single" w:sz="6" w:space="0" w:color="BFC7D5"/>
+              <w:left w:val="single" w:sz="2" w:space="0" w:color="BFC7D5"/>
+              <w:bottom w:val="single" w:sz="2" w:space="0" w:color="BFC7D5"/>
+              <w:right w:val="single" w:sz="6" w:space="0" w:color="BFC7D5"/>
+            </w:tcBorders>
+            <w:shd w:fill="1F3A5F" w:val="clear"/>
             <w:vAlign w:val="center"/>
           </w:tcPr>
           <w:p>
             <w:pPr>
               <w:pStyle w:val="TableHeading"/>
-              <w:suppressLineNumbers/>
-              <w:shd w:fill="1F3A5F" w:val="clear"/>
-              <w:bidi w:val="0"/>
-              <w:spacing w:before="0" w:after="283"/>
-              <w:jc w:val="center"/>
-              <w:rPr/>
-            </w:pPr>
-            <w:r>
-              <w:rPr/>
+              <w:bidi w:val="0"/>
+              <w:spacing w:before="0" w:after="283"/>
+              <w:jc w:val="left"/>
+              <w:rPr>
+                <w:color w:val="FFFFFF"/>
+              </w:rPr>
+            </w:pPr>
+            <w:r>
+              <w:rPr>
+                <w:color w:val="FFFFFF"/>
+              </w:rPr>
               <w:t>Retention</w:t>
             </w:r>
           </w:p>
@@ -4799,8 +5630,12 @@
         <w:trPr/>
         <w:tc>
           <w:tcPr>
-            <w:tcW w:w="1783" w:type="dxa"/>
-            <w:tcBorders/>
+            <w:tcW w:w="1816" w:type="dxa"/>
+            <w:tcBorders>
+              <w:left w:val="single" w:sz="6" w:space="0" w:color="BFC7D5"/>
+              <w:bottom w:val="single" w:sz="2" w:space="0" w:color="BFC7D5"/>
+              <w:right w:val="single" w:sz="6" w:space="0" w:color="BFC7D5"/>
+            </w:tcBorders>
             <w:vAlign w:val="center"/>
           </w:tcPr>
           <w:p>
@@ -4819,8 +5654,12 @@
         </w:tc>
         <w:tc>
           <w:tcPr>
-            <w:tcW w:w="2327" w:type="dxa"/>
-            <w:tcBorders/>
+            <w:tcW w:w="2362" w:type="dxa"/>
+            <w:tcBorders>
+              <w:left w:val="single" w:sz="2" w:space="0" w:color="BFC7D5"/>
+              <w:bottom w:val="single" w:sz="2" w:space="0" w:color="BFC7D5"/>
+              <w:right w:val="single" w:sz="6" w:space="0" w:color="BFC7D5"/>
+            </w:tcBorders>
             <w:vAlign w:val="center"/>
           </w:tcPr>
           <w:p>
@@ -4841,8 +5680,12 @@
         </w:tc>
         <w:tc>
           <w:tcPr>
-            <w:tcW w:w="1233" w:type="dxa"/>
-            <w:tcBorders/>
+            <w:tcW w:w="1239" w:type="dxa"/>
+            <w:tcBorders>
+              <w:left w:val="single" w:sz="2" w:space="0" w:color="BFC7D5"/>
+              <w:bottom w:val="single" w:sz="2" w:space="0" w:color="BFC7D5"/>
+              <w:right w:val="single" w:sz="6" w:space="0" w:color="BFC7D5"/>
+            </w:tcBorders>
             <w:vAlign w:val="center"/>
           </w:tcPr>
           <w:p>
@@ -4874,8 +5717,12 @@
         <w:trPr/>
         <w:tc>
           <w:tcPr>
-            <w:tcW w:w="1783" w:type="dxa"/>
-            <w:tcBorders/>
+            <w:tcW w:w="1816" w:type="dxa"/>
+            <w:tcBorders>
+              <w:left w:val="single" w:sz="6" w:space="0" w:color="BFC7D5"/>
+              <w:bottom w:val="single" w:sz="2" w:space="0" w:color="BFC7D5"/>
+              <w:right w:val="single" w:sz="6" w:space="0" w:color="BFC7D5"/>
+            </w:tcBorders>
             <w:vAlign w:val="center"/>
           </w:tcPr>
           <w:p>
@@ -4894,8 +5741,12 @@
         </w:tc>
         <w:tc>
           <w:tcPr>
-            <w:tcW w:w="2327" w:type="dxa"/>
-            <w:tcBorders/>
+            <w:tcW w:w="2362" w:type="dxa"/>
+            <w:tcBorders>
+              <w:left w:val="single" w:sz="2" w:space="0" w:color="BFC7D5"/>
+              <w:bottom w:val="single" w:sz="2" w:space="0" w:color="BFC7D5"/>
+              <w:right w:val="single" w:sz="6" w:space="0" w:color="BFC7D5"/>
+            </w:tcBorders>
             <w:vAlign w:val="center"/>
           </w:tcPr>
           <w:p>
@@ -4920,8 +5771,12 @@
         </w:tc>
         <w:tc>
           <w:tcPr>
-            <w:tcW w:w="1233" w:type="dxa"/>
-            <w:tcBorders/>
+            <w:tcW w:w="1239" w:type="dxa"/>
+            <w:tcBorders>
+              <w:left w:val="single" w:sz="2" w:space="0" w:color="BFC7D5"/>
+              <w:bottom w:val="single" w:sz="2" w:space="0" w:color="BFC7D5"/>
+              <w:right w:val="single" w:sz="6" w:space="0" w:color="BFC7D5"/>
+            </w:tcBorders>
             <w:vAlign w:val="center"/>
           </w:tcPr>
           <w:p>
@@ -4943,8 +5798,12 @@
         <w:trPr/>
         <w:tc>
           <w:tcPr>
-            <w:tcW w:w="1783" w:type="dxa"/>
-            <w:tcBorders/>
+            <w:tcW w:w="1816" w:type="dxa"/>
+            <w:tcBorders>
+              <w:left w:val="single" w:sz="6" w:space="0" w:color="BFC7D5"/>
+              <w:bottom w:val="single" w:sz="2" w:space="0" w:color="BFC7D5"/>
+              <w:right w:val="single" w:sz="6" w:space="0" w:color="BFC7D5"/>
+            </w:tcBorders>
             <w:vAlign w:val="center"/>
           </w:tcPr>
           <w:p>
@@ -4963,8 +5822,12 @@
         </w:tc>
         <w:tc>
           <w:tcPr>
-            <w:tcW w:w="2327" w:type="dxa"/>
-            <w:tcBorders/>
+            <w:tcW w:w="2362" w:type="dxa"/>
+            <w:tcBorders>
+              <w:left w:val="single" w:sz="2" w:space="0" w:color="BFC7D5"/>
+              <w:bottom w:val="single" w:sz="2" w:space="0" w:color="BFC7D5"/>
+              <w:right w:val="single" w:sz="6" w:space="0" w:color="BFC7D5"/>
+            </w:tcBorders>
             <w:vAlign w:val="center"/>
           </w:tcPr>
           <w:p>
@@ -4993,8 +5856,12 @@
         </w:tc>
         <w:tc>
           <w:tcPr>
-            <w:tcW w:w="1233" w:type="dxa"/>
-            <w:tcBorders/>
+            <w:tcW w:w="1239" w:type="dxa"/>
+            <w:tcBorders>
+              <w:left w:val="single" w:sz="2" w:space="0" w:color="BFC7D5"/>
+              <w:bottom w:val="single" w:sz="2" w:space="0" w:color="BFC7D5"/>
+              <w:right w:val="single" w:sz="6" w:space="0" w:color="BFC7D5"/>
+            </w:tcBorders>
             <w:vAlign w:val="center"/>
           </w:tcPr>
           <w:p>
@@ -5026,8 +5893,12 @@
         <w:trPr/>
         <w:tc>
           <w:tcPr>
-            <w:tcW w:w="1783" w:type="dxa"/>
-            <w:tcBorders/>
+            <w:tcW w:w="1816" w:type="dxa"/>
+            <w:tcBorders>
+              <w:left w:val="single" w:sz="6" w:space="0" w:color="BFC7D5"/>
+              <w:bottom w:val="single" w:sz="2" w:space="0" w:color="BFC7D5"/>
+              <w:right w:val="single" w:sz="6" w:space="0" w:color="BFC7D5"/>
+            </w:tcBorders>
             <w:vAlign w:val="center"/>
           </w:tcPr>
           <w:p>
@@ -5046,8 +5917,12 @@
         </w:tc>
         <w:tc>
           <w:tcPr>
-            <w:tcW w:w="2327" w:type="dxa"/>
-            <w:tcBorders/>
+            <w:tcW w:w="2362" w:type="dxa"/>
+            <w:tcBorders>
+              <w:left w:val="single" w:sz="2" w:space="0" w:color="BFC7D5"/>
+              <w:bottom w:val="single" w:sz="2" w:space="0" w:color="BFC7D5"/>
+              <w:right w:val="single" w:sz="6" w:space="0" w:color="BFC7D5"/>
+            </w:tcBorders>
             <w:vAlign w:val="center"/>
           </w:tcPr>
           <w:p>
@@ -5066,8 +5941,12 @@
         </w:tc>
         <w:tc>
           <w:tcPr>
-            <w:tcW w:w="1233" w:type="dxa"/>
-            <w:tcBorders/>
+            <w:tcW w:w="1239" w:type="dxa"/>
+            <w:tcBorders>
+              <w:left w:val="single" w:sz="2" w:space="0" w:color="BFC7D5"/>
+              <w:bottom w:val="single" w:sz="2" w:space="0" w:color="BFC7D5"/>
+              <w:right w:val="single" w:sz="6" w:space="0" w:color="BFC7D5"/>
+            </w:tcBorders>
             <w:vAlign w:val="center"/>
           </w:tcPr>
           <w:p>
@@ -5089,8 +5968,12 @@
         <w:trPr/>
         <w:tc>
           <w:tcPr>
-            <w:tcW w:w="1783" w:type="dxa"/>
-            <w:tcBorders/>
+            <w:tcW w:w="1816" w:type="dxa"/>
+            <w:tcBorders>
+              <w:left w:val="single" w:sz="6" w:space="0" w:color="BFC7D5"/>
+              <w:bottom w:val="single" w:sz="2" w:space="0" w:color="BFC7D5"/>
+              <w:right w:val="single" w:sz="6" w:space="0" w:color="BFC7D5"/>
+            </w:tcBorders>
             <w:vAlign w:val="center"/>
           </w:tcPr>
           <w:p>
@@ -5109,8 +5992,12 @@
         </w:tc>
         <w:tc>
           <w:tcPr>
-            <w:tcW w:w="2327" w:type="dxa"/>
-            <w:tcBorders/>
+            <w:tcW w:w="2362" w:type="dxa"/>
+            <w:tcBorders>
+              <w:left w:val="single" w:sz="2" w:space="0" w:color="BFC7D5"/>
+              <w:bottom w:val="single" w:sz="2" w:space="0" w:color="BFC7D5"/>
+              <w:right w:val="single" w:sz="6" w:space="0" w:color="BFC7D5"/>
+            </w:tcBorders>
             <w:vAlign w:val="center"/>
           </w:tcPr>
           <w:p>
@@ -5129,8 +6016,12 @@
         </w:tc>
         <w:tc>
           <w:tcPr>
-            <w:tcW w:w="1233" w:type="dxa"/>
-            <w:tcBorders/>
+            <w:tcW w:w="1239" w:type="dxa"/>
+            <w:tcBorders>
+              <w:left w:val="single" w:sz="2" w:space="0" w:color="BFC7D5"/>
+              <w:bottom w:val="single" w:sz="2" w:space="0" w:color="BFC7D5"/>
+              <w:right w:val="single" w:sz="6" w:space="0" w:color="BFC7D5"/>
+            </w:tcBorders>
             <w:vAlign w:val="center"/>
           </w:tcPr>
           <w:p>
@@ -5152,8 +6043,12 @@
         <w:trPr/>
         <w:tc>
           <w:tcPr>
-            <w:tcW w:w="1783" w:type="dxa"/>
-            <w:tcBorders/>
+            <w:tcW w:w="1816" w:type="dxa"/>
+            <w:tcBorders>
+              <w:left w:val="single" w:sz="6" w:space="0" w:color="BFC7D5"/>
+              <w:bottom w:val="single" w:sz="2" w:space="0" w:color="BFC7D5"/>
+              <w:right w:val="single" w:sz="6" w:space="0" w:color="BFC7D5"/>
+            </w:tcBorders>
             <w:vAlign w:val="center"/>
           </w:tcPr>
           <w:p>
@@ -5172,8 +6067,12 @@
         </w:tc>
         <w:tc>
           <w:tcPr>
-            <w:tcW w:w="2327" w:type="dxa"/>
-            <w:tcBorders/>
+            <w:tcW w:w="2362" w:type="dxa"/>
+            <w:tcBorders>
+              <w:left w:val="single" w:sz="2" w:space="0" w:color="BFC7D5"/>
+              <w:bottom w:val="single" w:sz="2" w:space="0" w:color="BFC7D5"/>
+              <w:right w:val="single" w:sz="6" w:space="0" w:color="BFC7D5"/>
+            </w:tcBorders>
             <w:vAlign w:val="center"/>
           </w:tcPr>
           <w:p>
@@ -5198,8 +6097,12 @@
         </w:tc>
         <w:tc>
           <w:tcPr>
-            <w:tcW w:w="1233" w:type="dxa"/>
-            <w:tcBorders/>
+            <w:tcW w:w="1239" w:type="dxa"/>
+            <w:tcBorders>
+              <w:left w:val="single" w:sz="2" w:space="0" w:color="BFC7D5"/>
+              <w:bottom w:val="single" w:sz="2" w:space="0" w:color="BFC7D5"/>
+              <w:right w:val="single" w:sz="6" w:space="0" w:color="BFC7D5"/>
+            </w:tcBorders>
             <w:vAlign w:val="center"/>
           </w:tcPr>
           <w:p>
@@ -5221,8 +6124,12 @@
         <w:trPr/>
         <w:tc>
           <w:tcPr>
-            <w:tcW w:w="1783" w:type="dxa"/>
-            <w:tcBorders/>
+            <w:tcW w:w="1816" w:type="dxa"/>
+            <w:tcBorders>
+              <w:left w:val="single" w:sz="6" w:space="0" w:color="BFC7D5"/>
+              <w:bottom w:val="single" w:sz="6" w:space="0" w:color="BFC7D5"/>
+              <w:right w:val="single" w:sz="6" w:space="0" w:color="BFC7D5"/>
+            </w:tcBorders>
             <w:vAlign w:val="center"/>
           </w:tcPr>
           <w:p>
@@ -5241,8 +6148,12 @@
         </w:tc>
         <w:tc>
           <w:tcPr>
-            <w:tcW w:w="2327" w:type="dxa"/>
-            <w:tcBorders/>
+            <w:tcW w:w="2362" w:type="dxa"/>
+            <w:tcBorders>
+              <w:left w:val="single" w:sz="2" w:space="0" w:color="BFC7D5"/>
+              <w:bottom w:val="single" w:sz="6" w:space="0" w:color="BFC7D5"/>
+              <w:right w:val="single" w:sz="6" w:space="0" w:color="BFC7D5"/>
+            </w:tcBorders>
             <w:vAlign w:val="center"/>
           </w:tcPr>
           <w:p>
@@ -5267,8 +6178,12 @@
         </w:tc>
         <w:tc>
           <w:tcPr>
-            <w:tcW w:w="1233" w:type="dxa"/>
-            <w:tcBorders/>
+            <w:tcW w:w="1239" w:type="dxa"/>
+            <w:tcBorders>
+              <w:left w:val="single" w:sz="2" w:space="0" w:color="BFC7D5"/>
+              <w:bottom w:val="single" w:sz="6" w:space="0" w:color="BFC7D5"/>
+              <w:right w:val="single" w:sz="6" w:space="0" w:color="BFC7D5"/>
+            </w:tcBorders>
             <w:vAlign w:val="center"/>
           </w:tcPr>
           <w:p>
@@ -5319,21 +6234,21 @@
     </w:p>
     <w:tbl>
       <w:tblPr>
-        <w:tblW w:w="5343" w:type="dxa"/>
+        <w:tblW w:w="5000" w:type="pct"/>
         <w:jc w:val="left"/>
-        <w:tblInd w:w="0" w:type="dxa"/>
+        <w:tblInd w:w="-7" w:type="dxa"/>
         <w:tblLayout w:type="fixed"/>
         <w:tblCellMar>
-          <w:top w:w="28" w:type="dxa"/>
-          <w:left w:w="28" w:type="dxa"/>
-          <w:bottom w:w="28" w:type="dxa"/>
-          <w:right w:w="28" w:type="dxa"/>
+          <w:top w:w="60" w:type="dxa"/>
+          <w:left w:w="60" w:type="dxa"/>
+          <w:bottom w:w="60" w:type="dxa"/>
+          <w:right w:w="60" w:type="dxa"/>
         </w:tblCellMar>
       </w:tblPr>
       <w:tblGrid>
-        <w:gridCol w:w="1772"/>
-        <w:gridCol w:w="2179"/>
-        <w:gridCol w:w="1392"/>
+        <w:gridCol w:w="1805"/>
+        <w:gridCol w:w="2214"/>
+        <w:gridCol w:w="1398"/>
       </w:tblGrid>
       <w:tr>
         <w:trPr>
@@ -5341,66 +6256,90 @@
         </w:trPr>
         <w:tc>
           <w:tcPr>
-            <w:tcW w:w="1772" w:type="dxa"/>
-            <w:tcBorders/>
+            <w:tcW w:w="1805" w:type="dxa"/>
+            <w:tcBorders>
+              <w:top w:val="single" w:sz="6" w:space="0" w:color="BFC7D5"/>
+              <w:left w:val="single" w:sz="6" w:space="0" w:color="BFC7D5"/>
+              <w:bottom w:val="single" w:sz="2" w:space="0" w:color="BFC7D5"/>
+              <w:right w:val="single" w:sz="6" w:space="0" w:color="BFC7D5"/>
+            </w:tcBorders>
+            <w:shd w:fill="1F3A5F" w:val="clear"/>
             <w:vAlign w:val="center"/>
           </w:tcPr>
           <w:p>
             <w:pPr>
               <w:pStyle w:val="TableHeading"/>
-              <w:suppressLineNumbers/>
-              <w:shd w:fill="1F3A5F" w:val="clear"/>
-              <w:bidi w:val="0"/>
-              <w:spacing w:before="0" w:after="283"/>
-              <w:jc w:val="center"/>
-              <w:rPr/>
-            </w:pPr>
-            <w:r>
-              <w:rPr/>
+              <w:bidi w:val="0"/>
+              <w:spacing w:before="0" w:after="283"/>
+              <w:jc w:val="left"/>
+              <w:rPr>
+                <w:color w:val="FFFFFF"/>
+              </w:rPr>
+            </w:pPr>
+            <w:r>
+              <w:rPr>
+                <w:color w:val="FFFFFF"/>
+              </w:rPr>
               <w:t>Gap</w:t>
             </w:r>
           </w:p>
         </w:tc>
         <w:tc>
           <w:tcPr>
-            <w:tcW w:w="2179" w:type="dxa"/>
-            <w:tcBorders/>
+            <w:tcW w:w="2214" w:type="dxa"/>
+            <w:tcBorders>
+              <w:top w:val="single" w:sz="6" w:space="0" w:color="BFC7D5"/>
+              <w:left w:val="single" w:sz="2" w:space="0" w:color="BFC7D5"/>
+              <w:bottom w:val="single" w:sz="2" w:space="0" w:color="BFC7D5"/>
+              <w:right w:val="single" w:sz="6" w:space="0" w:color="BFC7D5"/>
+            </w:tcBorders>
+            <w:shd w:fill="1F3A5F" w:val="clear"/>
             <w:vAlign w:val="center"/>
           </w:tcPr>
           <w:p>
             <w:pPr>
               <w:pStyle w:val="TableHeading"/>
-              <w:suppressLineNumbers/>
-              <w:shd w:fill="1F3A5F" w:val="clear"/>
-              <w:bidi w:val="0"/>
-              <w:spacing w:before="0" w:after="283"/>
-              <w:jc w:val="center"/>
-              <w:rPr/>
-            </w:pPr>
-            <w:r>
-              <w:rPr/>
+              <w:bidi w:val="0"/>
+              <w:spacing w:before="0" w:after="283"/>
+              <w:jc w:val="left"/>
+              <w:rPr>
+                <w:color w:val="FFFFFF"/>
+              </w:rPr>
+            </w:pPr>
+            <w:r>
+              <w:rPr>
+                <w:color w:val="FFFFFF"/>
+              </w:rPr>
               <w:t>Current state</w:t>
             </w:r>
           </w:p>
         </w:tc>
         <w:tc>
           <w:tcPr>
-            <w:tcW w:w="1392" w:type="dxa"/>
-            <w:tcBorders/>
+            <w:tcW w:w="1398" w:type="dxa"/>
+            <w:tcBorders>
+              <w:top w:val="single" w:sz="6" w:space="0" w:color="BFC7D5"/>
+              <w:left w:val="single" w:sz="2" w:space="0" w:color="BFC7D5"/>
+              <w:bottom w:val="single" w:sz="2" w:space="0" w:color="BFC7D5"/>
+              <w:right w:val="single" w:sz="6" w:space="0" w:color="BFC7D5"/>
+            </w:tcBorders>
+            <w:shd w:fill="1F3A5F" w:val="clear"/>
             <w:vAlign w:val="center"/>
           </w:tcPr>
           <w:p>
             <w:pPr>
               <w:pStyle w:val="TableHeading"/>
-              <w:suppressLineNumbers/>
-              <w:shd w:fill="1F3A5F" w:val="clear"/>
-              <w:bidi w:val="0"/>
-              <w:spacing w:before="0" w:after="283"/>
-              <w:jc w:val="center"/>
-              <w:rPr/>
-            </w:pPr>
-            <w:r>
-              <w:rPr/>
+              <w:bidi w:val="0"/>
+              <w:spacing w:before="0" w:after="283"/>
+              <w:jc w:val="left"/>
+              <w:rPr>
+                <w:color w:val="FFFFFF"/>
+              </w:rPr>
+            </w:pPr>
+            <w:r>
+              <w:rPr>
+                <w:color w:val="FFFFFF"/>
+              </w:rPr>
               <w:t>Consequence</w:t>
             </w:r>
           </w:p>
@@ -5410,8 +6349,12 @@
         <w:trPr/>
         <w:tc>
           <w:tcPr>
-            <w:tcW w:w="1772" w:type="dxa"/>
-            <w:tcBorders/>
+            <w:tcW w:w="1805" w:type="dxa"/>
+            <w:tcBorders>
+              <w:left w:val="single" w:sz="6" w:space="0" w:color="BFC7D5"/>
+              <w:bottom w:val="single" w:sz="2" w:space="0" w:color="BFC7D5"/>
+              <w:right w:val="single" w:sz="6" w:space="0" w:color="BFC7D5"/>
+            </w:tcBorders>
             <w:vAlign w:val="center"/>
           </w:tcPr>
           <w:p>
@@ -5430,8 +6373,12 @@
         </w:tc>
         <w:tc>
           <w:tcPr>
-            <w:tcW w:w="2179" w:type="dxa"/>
-            <w:tcBorders/>
+            <w:tcW w:w="2214" w:type="dxa"/>
+            <w:tcBorders>
+              <w:left w:val="single" w:sz="2" w:space="0" w:color="BFC7D5"/>
+              <w:bottom w:val="single" w:sz="2" w:space="0" w:color="BFC7D5"/>
+              <w:right w:val="single" w:sz="6" w:space="0" w:color="BFC7D5"/>
+            </w:tcBorders>
             <w:vAlign w:val="center"/>
           </w:tcPr>
           <w:p>
@@ -5466,8 +6413,12 @@
         </w:tc>
         <w:tc>
           <w:tcPr>
-            <w:tcW w:w="1392" w:type="dxa"/>
-            <w:tcBorders/>
+            <w:tcW w:w="1398" w:type="dxa"/>
+            <w:tcBorders>
+              <w:left w:val="single" w:sz="2" w:space="0" w:color="BFC7D5"/>
+              <w:bottom w:val="single" w:sz="2" w:space="0" w:color="BFC7D5"/>
+              <w:right w:val="single" w:sz="6" w:space="0" w:color="BFC7D5"/>
+            </w:tcBorders>
             <w:vAlign w:val="center"/>
           </w:tcPr>
           <w:p>
@@ -5489,8 +6440,12 @@
         <w:trPr/>
         <w:tc>
           <w:tcPr>
-            <w:tcW w:w="1772" w:type="dxa"/>
-            <w:tcBorders/>
+            <w:tcW w:w="1805" w:type="dxa"/>
+            <w:tcBorders>
+              <w:left w:val="single" w:sz="6" w:space="0" w:color="BFC7D5"/>
+              <w:bottom w:val="single" w:sz="2" w:space="0" w:color="BFC7D5"/>
+              <w:right w:val="single" w:sz="6" w:space="0" w:color="BFC7D5"/>
+            </w:tcBorders>
             <w:vAlign w:val="center"/>
           </w:tcPr>
           <w:p>
@@ -5509,8 +6464,12 @@
         </w:tc>
         <w:tc>
           <w:tcPr>
-            <w:tcW w:w="2179" w:type="dxa"/>
-            <w:tcBorders/>
+            <w:tcW w:w="2214" w:type="dxa"/>
+            <w:tcBorders>
+              <w:left w:val="single" w:sz="2" w:space="0" w:color="BFC7D5"/>
+              <w:bottom w:val="single" w:sz="2" w:space="0" w:color="BFC7D5"/>
+              <w:right w:val="single" w:sz="6" w:space="0" w:color="BFC7D5"/>
+            </w:tcBorders>
             <w:vAlign w:val="center"/>
           </w:tcPr>
           <w:p>
@@ -5589,8 +6548,12 @@
         </w:tc>
         <w:tc>
           <w:tcPr>
-            <w:tcW w:w="1392" w:type="dxa"/>
-            <w:tcBorders/>
+            <w:tcW w:w="1398" w:type="dxa"/>
+            <w:tcBorders>
+              <w:left w:val="single" w:sz="2" w:space="0" w:color="BFC7D5"/>
+              <w:bottom w:val="single" w:sz="2" w:space="0" w:color="BFC7D5"/>
+              <w:right w:val="single" w:sz="6" w:space="0" w:color="BFC7D5"/>
+            </w:tcBorders>
             <w:vAlign w:val="center"/>
           </w:tcPr>
           <w:p>
@@ -5612,8 +6575,12 @@
         <w:trPr/>
         <w:tc>
           <w:tcPr>
-            <w:tcW w:w="1772" w:type="dxa"/>
-            <w:tcBorders/>
+            <w:tcW w:w="1805" w:type="dxa"/>
+            <w:tcBorders>
+              <w:left w:val="single" w:sz="6" w:space="0" w:color="BFC7D5"/>
+              <w:bottom w:val="single" w:sz="2" w:space="0" w:color="BFC7D5"/>
+              <w:right w:val="single" w:sz="6" w:space="0" w:color="BFC7D5"/>
+            </w:tcBorders>
             <w:vAlign w:val="center"/>
           </w:tcPr>
           <w:p>
@@ -5632,8 +6599,12 @@
         </w:tc>
         <w:tc>
           <w:tcPr>
-            <w:tcW w:w="2179" w:type="dxa"/>
-            <w:tcBorders/>
+            <w:tcW w:w="2214" w:type="dxa"/>
+            <w:tcBorders>
+              <w:left w:val="single" w:sz="2" w:space="0" w:color="BFC7D5"/>
+              <w:bottom w:val="single" w:sz="2" w:space="0" w:color="BFC7D5"/>
+              <w:right w:val="single" w:sz="6" w:space="0" w:color="BFC7D5"/>
+            </w:tcBorders>
             <w:vAlign w:val="center"/>
           </w:tcPr>
           <w:p>
@@ -5712,7 +6683,7 @@
               <w:rPr>
                 <w:rStyle w:val="SourceText"/>
               </w:rPr>
-              <w:t>backend/Dockerfile:32-33</w:t>
+              <w:t>backend/Dockerfile:36-37</w:t>
             </w:r>
             <w:r>
               <w:rPr/>
@@ -5722,8 +6693,12 @@
         </w:tc>
         <w:tc>
           <w:tcPr>
-            <w:tcW w:w="1392" w:type="dxa"/>
-            <w:tcBorders/>
+            <w:tcW w:w="1398" w:type="dxa"/>
+            <w:tcBorders>
+              <w:left w:val="single" w:sz="2" w:space="0" w:color="BFC7D5"/>
+              <w:bottom w:val="single" w:sz="2" w:space="0" w:color="BFC7D5"/>
+              <w:right w:val="single" w:sz="6" w:space="0" w:color="BFC7D5"/>
+            </w:tcBorders>
             <w:vAlign w:val="center"/>
           </w:tcPr>
           <w:p>
@@ -5745,8 +6720,12 @@
         <w:trPr/>
         <w:tc>
           <w:tcPr>
-            <w:tcW w:w="1772" w:type="dxa"/>
-            <w:tcBorders/>
+            <w:tcW w:w="1805" w:type="dxa"/>
+            <w:tcBorders>
+              <w:left w:val="single" w:sz="6" w:space="0" w:color="BFC7D5"/>
+              <w:bottom w:val="single" w:sz="2" w:space="0" w:color="BFC7D5"/>
+              <w:right w:val="single" w:sz="6" w:space="0" w:color="BFC7D5"/>
+            </w:tcBorders>
             <w:vAlign w:val="center"/>
           </w:tcPr>
           <w:p>
@@ -5765,8 +6744,12 @@
         </w:tc>
         <w:tc>
           <w:tcPr>
-            <w:tcW w:w="2179" w:type="dxa"/>
-            <w:tcBorders/>
+            <w:tcW w:w="2214" w:type="dxa"/>
+            <w:tcBorders>
+              <w:left w:val="single" w:sz="2" w:space="0" w:color="BFC7D5"/>
+              <w:bottom w:val="single" w:sz="2" w:space="0" w:color="BFC7D5"/>
+              <w:right w:val="single" w:sz="6" w:space="0" w:color="BFC7D5"/>
+            </w:tcBorders>
             <w:vAlign w:val="center"/>
           </w:tcPr>
           <w:p>
@@ -5795,8 +6778,12 @@
         </w:tc>
         <w:tc>
           <w:tcPr>
-            <w:tcW w:w="1392" w:type="dxa"/>
-            <w:tcBorders/>
+            <w:tcW w:w="1398" w:type="dxa"/>
+            <w:tcBorders>
+              <w:left w:val="single" w:sz="2" w:space="0" w:color="BFC7D5"/>
+              <w:bottom w:val="single" w:sz="2" w:space="0" w:color="BFC7D5"/>
+              <w:right w:val="single" w:sz="6" w:space="0" w:color="BFC7D5"/>
+            </w:tcBorders>
             <w:vAlign w:val="center"/>
           </w:tcPr>
           <w:p>
@@ -5818,8 +6805,12 @@
         <w:trPr/>
         <w:tc>
           <w:tcPr>
-            <w:tcW w:w="1772" w:type="dxa"/>
-            <w:tcBorders/>
+            <w:tcW w:w="1805" w:type="dxa"/>
+            <w:tcBorders>
+              <w:left w:val="single" w:sz="6" w:space="0" w:color="BFC7D5"/>
+              <w:bottom w:val="single" w:sz="2" w:space="0" w:color="BFC7D5"/>
+              <w:right w:val="single" w:sz="6" w:space="0" w:color="BFC7D5"/>
+            </w:tcBorders>
             <w:vAlign w:val="center"/>
           </w:tcPr>
           <w:p>
@@ -5838,8 +6829,12 @@
         </w:tc>
         <w:tc>
           <w:tcPr>
-            <w:tcW w:w="2179" w:type="dxa"/>
-            <w:tcBorders/>
+            <w:tcW w:w="2214" w:type="dxa"/>
+            <w:tcBorders>
+              <w:left w:val="single" w:sz="2" w:space="0" w:color="BFC7D5"/>
+              <w:bottom w:val="single" w:sz="2" w:space="0" w:color="BFC7D5"/>
+              <w:right w:val="single" w:sz="6" w:space="0" w:color="BFC7D5"/>
+            </w:tcBorders>
             <w:vAlign w:val="center"/>
           </w:tcPr>
           <w:p>
@@ -5868,8 +6863,12 @@
         </w:tc>
         <w:tc>
           <w:tcPr>
-            <w:tcW w:w="1392" w:type="dxa"/>
-            <w:tcBorders/>
+            <w:tcW w:w="1398" w:type="dxa"/>
+            <w:tcBorders>
+              <w:left w:val="single" w:sz="2" w:space="0" w:color="BFC7D5"/>
+              <w:bottom w:val="single" w:sz="2" w:space="0" w:color="BFC7D5"/>
+              <w:right w:val="single" w:sz="6" w:space="0" w:color="BFC7D5"/>
+            </w:tcBorders>
             <w:vAlign w:val="center"/>
           </w:tcPr>
           <w:p>
@@ -5891,8 +6890,12 @@
         <w:trPr/>
         <w:tc>
           <w:tcPr>
-            <w:tcW w:w="1772" w:type="dxa"/>
-            <w:tcBorders/>
+            <w:tcW w:w="1805" w:type="dxa"/>
+            <w:tcBorders>
+              <w:left w:val="single" w:sz="6" w:space="0" w:color="BFC7D5"/>
+              <w:bottom w:val="single" w:sz="2" w:space="0" w:color="BFC7D5"/>
+              <w:right w:val="single" w:sz="6" w:space="0" w:color="BFC7D5"/>
+            </w:tcBorders>
             <w:vAlign w:val="center"/>
           </w:tcPr>
           <w:p>
@@ -5911,8 +6914,12 @@
         </w:tc>
         <w:tc>
           <w:tcPr>
-            <w:tcW w:w="2179" w:type="dxa"/>
-            <w:tcBorders/>
+            <w:tcW w:w="2214" w:type="dxa"/>
+            <w:tcBorders>
+              <w:left w:val="single" w:sz="2" w:space="0" w:color="BFC7D5"/>
+              <w:bottom w:val="single" w:sz="2" w:space="0" w:color="BFC7D5"/>
+              <w:right w:val="single" w:sz="6" w:space="0" w:color="BFC7D5"/>
+            </w:tcBorders>
             <w:vAlign w:val="center"/>
           </w:tcPr>
           <w:p>
@@ -5951,8 +6958,12 @@
         </w:tc>
         <w:tc>
           <w:tcPr>
-            <w:tcW w:w="1392" w:type="dxa"/>
-            <w:tcBorders/>
+            <w:tcW w:w="1398" w:type="dxa"/>
+            <w:tcBorders>
+              <w:left w:val="single" w:sz="2" w:space="0" w:color="BFC7D5"/>
+              <w:bottom w:val="single" w:sz="2" w:space="0" w:color="BFC7D5"/>
+              <w:right w:val="single" w:sz="6" w:space="0" w:color="BFC7D5"/>
+            </w:tcBorders>
             <w:vAlign w:val="center"/>
           </w:tcPr>
           <w:p>
@@ -5974,8 +6985,12 @@
         <w:trPr/>
         <w:tc>
           <w:tcPr>
-            <w:tcW w:w="1772" w:type="dxa"/>
-            <w:tcBorders/>
+            <w:tcW w:w="1805" w:type="dxa"/>
+            <w:tcBorders>
+              <w:left w:val="single" w:sz="6" w:space="0" w:color="BFC7D5"/>
+              <w:bottom w:val="single" w:sz="2" w:space="0" w:color="BFC7D5"/>
+              <w:right w:val="single" w:sz="6" w:space="0" w:color="BFC7D5"/>
+            </w:tcBorders>
             <w:vAlign w:val="center"/>
           </w:tcPr>
           <w:p>
@@ -5994,8 +7009,12 @@
         </w:tc>
         <w:tc>
           <w:tcPr>
-            <w:tcW w:w="2179" w:type="dxa"/>
-            <w:tcBorders/>
+            <w:tcW w:w="2214" w:type="dxa"/>
+            <w:tcBorders>
+              <w:left w:val="single" w:sz="2" w:space="0" w:color="BFC7D5"/>
+              <w:bottom w:val="single" w:sz="2" w:space="0" w:color="BFC7D5"/>
+              <w:right w:val="single" w:sz="6" w:space="0" w:color="BFC7D5"/>
+            </w:tcBorders>
             <w:vAlign w:val="center"/>
           </w:tcPr>
           <w:p>
@@ -6070,8 +7089,12 @@
         </w:tc>
         <w:tc>
           <w:tcPr>
-            <w:tcW w:w="1392" w:type="dxa"/>
-            <w:tcBorders/>
+            <w:tcW w:w="1398" w:type="dxa"/>
+            <w:tcBorders>
+              <w:left w:val="single" w:sz="2" w:space="0" w:color="BFC7D5"/>
+              <w:bottom w:val="single" w:sz="2" w:space="0" w:color="BFC7D5"/>
+              <w:right w:val="single" w:sz="6" w:space="0" w:color="BFC7D5"/>
+            </w:tcBorders>
             <w:vAlign w:val="center"/>
           </w:tcPr>
           <w:p>
@@ -6093,8 +7116,12 @@
         <w:trPr/>
         <w:tc>
           <w:tcPr>
-            <w:tcW w:w="1772" w:type="dxa"/>
-            <w:tcBorders/>
+            <w:tcW w:w="1805" w:type="dxa"/>
+            <w:tcBorders>
+              <w:left w:val="single" w:sz="6" w:space="0" w:color="BFC7D5"/>
+              <w:bottom w:val="single" w:sz="2" w:space="0" w:color="BFC7D5"/>
+              <w:right w:val="single" w:sz="6" w:space="0" w:color="BFC7D5"/>
+            </w:tcBorders>
             <w:vAlign w:val="center"/>
           </w:tcPr>
           <w:p>
@@ -6113,8 +7140,12 @@
         </w:tc>
         <w:tc>
           <w:tcPr>
-            <w:tcW w:w="2179" w:type="dxa"/>
-            <w:tcBorders/>
+            <w:tcW w:w="2214" w:type="dxa"/>
+            <w:tcBorders>
+              <w:left w:val="single" w:sz="2" w:space="0" w:color="BFC7D5"/>
+              <w:bottom w:val="single" w:sz="2" w:space="0" w:color="BFC7D5"/>
+              <w:right w:val="single" w:sz="6" w:space="0" w:color="BFC7D5"/>
+            </w:tcBorders>
             <w:vAlign w:val="center"/>
           </w:tcPr>
           <w:p>
@@ -6149,7 +7180,7 @@
               <w:rPr>
                 <w:rStyle w:val="SourceText"/>
               </w:rPr>
-              <w:t>eval/run_eval.py:275-276</w:t>
+              <w:t>eval/run_eval.py:303-304</w:t>
             </w:r>
             <w:r>
               <w:rPr/>
@@ -6159,8 +7190,12 @@
         </w:tc>
         <w:tc>
           <w:tcPr>
-            <w:tcW w:w="1392" w:type="dxa"/>
-            <w:tcBorders/>
+            <w:tcW w:w="1398" w:type="dxa"/>
+            <w:tcBorders>
+              <w:left w:val="single" w:sz="2" w:space="0" w:color="BFC7D5"/>
+              <w:bottom w:val="single" w:sz="2" w:space="0" w:color="BFC7D5"/>
+              <w:right w:val="single" w:sz="6" w:space="0" w:color="BFC7D5"/>
+            </w:tcBorders>
             <w:vAlign w:val="center"/>
           </w:tcPr>
           <w:p>
@@ -6192,8 +7227,12 @@
         <w:trPr/>
         <w:tc>
           <w:tcPr>
-            <w:tcW w:w="1772" w:type="dxa"/>
-            <w:tcBorders/>
+            <w:tcW w:w="1805" w:type="dxa"/>
+            <w:tcBorders>
+              <w:left w:val="single" w:sz="6" w:space="0" w:color="BFC7D5"/>
+              <w:bottom w:val="single" w:sz="6" w:space="0" w:color="BFC7D5"/>
+              <w:right w:val="single" w:sz="6" w:space="0" w:color="BFC7D5"/>
+            </w:tcBorders>
             <w:vAlign w:val="center"/>
           </w:tcPr>
           <w:p>
@@ -6212,8 +7251,12 @@
         </w:tc>
         <w:tc>
           <w:tcPr>
-            <w:tcW w:w="2179" w:type="dxa"/>
-            <w:tcBorders/>
+            <w:tcW w:w="2214" w:type="dxa"/>
+            <w:tcBorders>
+              <w:left w:val="single" w:sz="2" w:space="0" w:color="BFC7D5"/>
+              <w:bottom w:val="single" w:sz="6" w:space="0" w:color="BFC7D5"/>
+              <w:right w:val="single" w:sz="6" w:space="0" w:color="BFC7D5"/>
+            </w:tcBorders>
             <w:vAlign w:val="center"/>
           </w:tcPr>
           <w:p>
@@ -6242,8 +7285,12 @@
         </w:tc>
         <w:tc>
           <w:tcPr>
-            <w:tcW w:w="1392" w:type="dxa"/>
-            <w:tcBorders/>
+            <w:tcW w:w="1398" w:type="dxa"/>
+            <w:tcBorders>
+              <w:left w:val="single" w:sz="2" w:space="0" w:color="BFC7D5"/>
+              <w:bottom w:val="single" w:sz="6" w:space="0" w:color="BFC7D5"/>
+              <w:right w:val="single" w:sz="6" w:space="0" w:color="BFC7D5"/>
+            </w:tcBorders>
             <w:vAlign w:val="center"/>
           </w:tcPr>
           <w:p>
@@ -6980,6 +8027,16 @@
       <w:szCs w:val="18"/>
     </w:rPr>
   </w:style>
+  <w:style w:type="paragraph" w:styleId="BlockQuotation">
+    <w:name w:val="Block Quotation"/>
+    <w:basedOn w:val="Normal"/>
+    <w:qFormat/>
+    <w:pPr>
+      <w:spacing w:before="0" w:after="283"/>
+      <w:ind w:hanging="0" w:left="567" w:right="567"/>
+    </w:pPr>
+    <w:rPr/>
+  </w:style>
 </w:styles>
 </file>
 
